--- a/manuscript/Blattabacterium HGT_manuscript_2025-03-27.docx
+++ b/manuscript/Blattabacterium HGT_manuscript_2025-03-27.docx
@@ -2840,8 +2840,8 @@
         </w:rPr>
         <w:t>, &gt;</w:t>
       </w:r>
+      <w:commentRangeStart w:id="12"/>
       <w:commentRangeStart w:id="13"/>
-      <w:commentRangeStart w:id="14"/>
       <w:r>
         <w:rPr>
           <w:rFonts w:ascii="Aptos" w:hAnsi="Aptos" w:cs="Arial"/>
@@ -2849,75 +2849,75 @@
         </w:rPr>
         <w:t>X</w:t>
       </w:r>
-      <w:commentRangeEnd w:id="13"/>
+      <w:commentRangeEnd w:id="12"/>
       <w:r>
         <w:rPr>
           <w:rStyle w:val="CommentReference"/>
           <w:color w:val="FF0000"/>
         </w:rPr>
-        <w:commentReference w:id="13"/>
-      </w:r>
-      <w:commentRangeEnd w:id="14"/>
+        <w:commentReference w:id="12"/>
+      </w:r>
+      <w:commentRangeEnd w:id="13"/>
       <w:r>
         <w:rPr>
           <w:rStyle w:val="CommentReference"/>
           <w:color w:val="FF0000"/>
         </w:rPr>
+        <w:commentReference w:id="13"/>
+      </w:r>
+      <w:r>
+        <w:rPr>
+          <w:rFonts w:ascii="Aptos" w:hAnsi="Aptos" w:cs="Arial"/>
+        </w:rPr>
+        <w:t xml:space="preserve"> inserts were found to have been inserted into the ancestor of this group</w:t>
+      </w:r>
+      <w:r>
+        <w:rPr>
+          <w:rFonts w:ascii="Aptos" w:hAnsi="Aptos" w:cs="Arial"/>
+        </w:rPr>
+        <w:t xml:space="preserve">, at least 28.7 million years ago. </w:t>
+      </w:r>
+      <w:commentRangeStart w:id="14"/>
+      <w:r>
+        <w:rPr>
+          <w:rFonts w:ascii="Aptos" w:hAnsi="Aptos" w:cs="Arial"/>
+        </w:rPr>
+        <w:t xml:space="preserve">We estimated the rate of acquisition of inserts across the </w:t>
+      </w:r>
+      <w:proofErr w:type="spellStart"/>
+      <w:r>
+        <w:rPr>
+          <w:rFonts w:ascii="Aptos" w:hAnsi="Aptos" w:cs="Arial"/>
+        </w:rPr>
+        <w:t>Panesthiinae</w:t>
+      </w:r>
+      <w:proofErr w:type="spellEnd"/>
+      <w:r>
+        <w:rPr>
+          <w:rFonts w:ascii="Aptos" w:hAnsi="Aptos" w:cs="Arial"/>
+        </w:rPr>
+        <w:t xml:space="preserve"> to be X/</w:t>
+      </w:r>
+      <w:proofErr w:type="spellStart"/>
+      <w:r>
+        <w:rPr>
+          <w:rFonts w:ascii="Aptos" w:hAnsi="Aptos" w:cs="Arial"/>
+        </w:rPr>
+        <w:t>Myr</w:t>
+      </w:r>
+      <w:proofErr w:type="spellEnd"/>
+      <w:r>
+        <w:rPr>
+          <w:rFonts w:ascii="Aptos" w:hAnsi="Aptos" w:cs="Arial"/>
+        </w:rPr>
+        <w:t>.</w:t>
+      </w:r>
+      <w:commentRangeEnd w:id="14"/>
+      <w:r>
+        <w:rPr>
+          <w:rStyle w:val="CommentReference"/>
+        </w:rPr>
         <w:commentReference w:id="14"/>
-      </w:r>
-      <w:r>
-        <w:rPr>
-          <w:rFonts w:ascii="Aptos" w:hAnsi="Aptos" w:cs="Arial"/>
-        </w:rPr>
-        <w:t xml:space="preserve"> inserts were found to have been inserted into the ancestor of this group</w:t>
-      </w:r>
-      <w:r>
-        <w:rPr>
-          <w:rFonts w:ascii="Aptos" w:hAnsi="Aptos" w:cs="Arial"/>
-        </w:rPr>
-        <w:t xml:space="preserve">, at least 28.7 million years ago. </w:t>
-      </w:r>
-      <w:commentRangeStart w:id="15"/>
-      <w:r>
-        <w:rPr>
-          <w:rFonts w:ascii="Aptos" w:hAnsi="Aptos" w:cs="Arial"/>
-        </w:rPr>
-        <w:t xml:space="preserve">We estimated the rate of acquisition of inserts across the </w:t>
-      </w:r>
-      <w:proofErr w:type="spellStart"/>
-      <w:r>
-        <w:rPr>
-          <w:rFonts w:ascii="Aptos" w:hAnsi="Aptos" w:cs="Arial"/>
-        </w:rPr>
-        <w:t>Panesthiinae</w:t>
-      </w:r>
-      <w:proofErr w:type="spellEnd"/>
-      <w:r>
-        <w:rPr>
-          <w:rFonts w:ascii="Aptos" w:hAnsi="Aptos" w:cs="Arial"/>
-        </w:rPr>
-        <w:t xml:space="preserve"> to be X/</w:t>
-      </w:r>
-      <w:proofErr w:type="spellStart"/>
-      <w:r>
-        <w:rPr>
-          <w:rFonts w:ascii="Aptos" w:hAnsi="Aptos" w:cs="Arial"/>
-        </w:rPr>
-        <w:t>Myr</w:t>
-      </w:r>
-      <w:proofErr w:type="spellEnd"/>
-      <w:r>
-        <w:rPr>
-          <w:rFonts w:ascii="Aptos" w:hAnsi="Aptos" w:cs="Arial"/>
-        </w:rPr>
-        <w:t>.</w:t>
-      </w:r>
-      <w:commentRangeEnd w:id="15"/>
-      <w:r>
-        <w:rPr>
-          <w:rStyle w:val="CommentReference"/>
-        </w:rPr>
-        <w:commentReference w:id="15"/>
       </w:r>
     </w:p>
     <w:p>
@@ -3002,7 +3002,7 @@
           <w:color w:val="FF0000"/>
         </w:rPr>
       </w:pPr>
-      <w:commentRangeStart w:id="16"/>
+      <w:commentRangeStart w:id="15"/>
       <w:r>
         <w:rPr>
           <w:rFonts w:ascii="Aptos" w:hAnsi="Aptos" w:cs="Arial"/>
@@ -3010,62 +3010,62 @@
         </w:rPr>
         <w:t>A</w:t>
       </w:r>
-      <w:commentRangeEnd w:id="16"/>
+      <w:commentRangeEnd w:id="15"/>
       <w:r>
         <w:rPr>
           <w:rStyle w:val="CommentReference"/>
           <w:color w:val="FF0000"/>
         </w:rPr>
+        <w:commentReference w:id="15"/>
+      </w:r>
+      <w:r>
+        <w:rPr>
+          <w:rFonts w:ascii="Aptos" w:hAnsi="Aptos" w:cs="Arial"/>
+          <w:color w:val="FF0000"/>
+        </w:rPr>
+        <w:t xml:space="preserve">nalysis of transcriptome data </w:t>
+      </w:r>
+      <w:r>
+        <w:rPr>
+          <w:rFonts w:ascii="Aptos" w:hAnsi="Aptos" w:cs="Arial"/>
+          <w:color w:val="FF0000"/>
+        </w:rPr>
+        <w:t>….</w:t>
+      </w:r>
+    </w:p>
+    <w:p>
+      <w:pPr>
+        <w:jc w:val="both"/>
+        <w:rPr>
+          <w:rFonts w:ascii="Aptos" w:hAnsi="Aptos" w:cs="Arial"/>
+        </w:rPr>
+      </w:pPr>
+    </w:p>
+    <w:p>
+      <w:pPr>
+        <w:jc w:val="both"/>
+      </w:pPr>
+      <w:commentRangeStart w:id="16"/>
+      <w:commentRangeStart w:id="17"/>
+      <w:r>
+        <w:rPr>
+          <w:rFonts w:ascii="Aptos" w:hAnsi="Aptos" w:cs="Arial"/>
+        </w:rPr>
+        <w:t>T</w:t>
+      </w:r>
+      <w:commentRangeEnd w:id="16"/>
+      <w:r>
+        <w:rPr>
+          <w:rStyle w:val="CommentReference"/>
+        </w:rPr>
         <w:commentReference w:id="16"/>
       </w:r>
-      <w:r>
-        <w:rPr>
-          <w:rFonts w:ascii="Aptos" w:hAnsi="Aptos" w:cs="Arial"/>
-          <w:color w:val="FF0000"/>
-        </w:rPr>
-        <w:t xml:space="preserve">nalysis of transcriptome data </w:t>
-      </w:r>
-      <w:r>
-        <w:rPr>
-          <w:rFonts w:ascii="Aptos" w:hAnsi="Aptos" w:cs="Arial"/>
-          <w:color w:val="FF0000"/>
-        </w:rPr>
-        <w:t>….</w:t>
-      </w:r>
-    </w:p>
-    <w:p>
-      <w:pPr>
-        <w:jc w:val="both"/>
-        <w:rPr>
-          <w:rFonts w:ascii="Aptos" w:hAnsi="Aptos" w:cs="Arial"/>
-        </w:rPr>
-      </w:pPr>
-    </w:p>
-    <w:p>
-      <w:pPr>
-        <w:jc w:val="both"/>
-      </w:pPr>
-      <w:commentRangeStart w:id="17"/>
-      <w:commentRangeStart w:id="18"/>
-      <w:r>
-        <w:rPr>
-          <w:rFonts w:ascii="Aptos" w:hAnsi="Aptos" w:cs="Arial"/>
-        </w:rPr>
-        <w:t>T</w:t>
-      </w:r>
       <w:commentRangeEnd w:id="17"/>
       <w:r>
         <w:rPr>
           <w:rStyle w:val="CommentReference"/>
         </w:rPr>
         <w:commentReference w:id="17"/>
-      </w:r>
-      <w:commentRangeEnd w:id="18"/>
-      <w:r>
-        <w:rPr>
-          <w:rStyle w:val="CommentReference"/>
-        </w:rPr>
-        <w:commentReference w:id="18"/>
       </w:r>
       <w:r>
         <w:rPr>
@@ -3446,8 +3446,8 @@
         </w:rPr>
         <w:t>Compared to other cockroach species in our analyses</w:t>
       </w:r>
+      <w:commentRangeStart w:id="18"/>
       <w:commentRangeStart w:id="19"/>
-      <w:commentRangeStart w:id="20"/>
       <w:r>
         <w:rPr>
           <w:rFonts w:ascii="Aptos" w:hAnsi="Aptos" w:cs="Arial"/>
@@ -3480,19 +3480,19 @@
         </w:rPr>
         <w:t xml:space="preserve"> generation time</w:t>
       </w:r>
+      <w:commentRangeEnd w:id="18"/>
+      <w:r>
+        <w:rPr>
+          <w:rStyle w:val="CommentReference"/>
+        </w:rPr>
+        <w:commentReference w:id="18"/>
+      </w:r>
       <w:commentRangeEnd w:id="19"/>
       <w:r>
         <w:rPr>
           <w:rStyle w:val="CommentReference"/>
         </w:rPr>
         <w:commentReference w:id="19"/>
-      </w:r>
-      <w:commentRangeEnd w:id="20"/>
-      <w:r>
-        <w:rPr>
-          <w:rStyle w:val="CommentReference"/>
-        </w:rPr>
-        <w:commentReference w:id="20"/>
       </w:r>
       <w:r>
         <w:rPr>
@@ -3788,7 +3788,21 @@
         <w:rPr>
           <w:rFonts w:ascii="Aptos" w:hAnsi="Aptos" w:cs="Arial"/>
         </w:rPr>
-        <w:t>could possibly allow many HGT inserts to persist in their genomes.</w:t>
+        <w:t>could possibly allow many HGT inserts to persist in their genomes</w:t>
+      </w:r>
+      <w:commentRangeStart w:id="20"/>
+      <w:r>
+        <w:rPr>
+          <w:rFonts w:ascii="Aptos" w:hAnsi="Aptos" w:cs="Arial"/>
+        </w:rPr>
+        <w:t>.</w:t>
+      </w:r>
+      <w:commentRangeEnd w:id="20"/>
+      <w:r>
+        <w:rPr>
+          <w:rStyle w:val="CommentReference"/>
+        </w:rPr>
+        <w:commentReference w:id="20"/>
       </w:r>
     </w:p>
     <w:p>
@@ -4753,16 +4767,11 @@
         <w:annotationRef/>
       </w:r>
       <w:r>
-        <w:t xml:space="preserve">How about just tandem </w:t>
-      </w:r>
-      <w:r>
-        <w:t>repeats</w:t>
-      </w:r>
-      <w:bookmarkStart w:id="12" w:name="_GoBack"/>
-      <w:bookmarkEnd w:id="12"/>
+        <w:t>How about just tandem repeats</w:t>
+      </w:r>
     </w:p>
   </w:comment>
-  <w:comment w:id="13" w:author="Kyle Ewart" w:date="2024-12-01T20:23:00Z" w:initials="KE">
+  <w:comment w:id="12" w:author="Kyle Ewart" w:date="2024-12-01T20:23:00Z" w:initials="KE">
     <w:p>
       <w:pPr>
         <w:pStyle w:val="CommentText"/>
@@ -4813,7 +4822,7 @@
       </w:r>
     </w:p>
   </w:comment>
-  <w:comment w:id="14" w:author="Nathan Lo" w:date="2024-12-10T08:35:00Z" w:initials="NL">
+  <w:comment w:id="13" w:author="Nathan Lo" w:date="2024-12-10T08:35:00Z" w:initials="NL">
     <w:p>
       <w:pPr>
         <w:pStyle w:val="CommentText"/>
@@ -4829,7 +4838,7 @@
       </w:r>
     </w:p>
   </w:comment>
-  <w:comment w:id="15" w:author="Kyle Ewart" w:date="2024-12-01T20:21:00Z" w:initials="KE">
+  <w:comment w:id="14" w:author="Kyle Ewart" w:date="2024-12-01T20:21:00Z" w:initials="KE">
     <w:p>
       <w:pPr>
         <w:pStyle w:val="CommentText"/>
@@ -4868,7 +4877,7 @@
       </w:r>
     </w:p>
   </w:comment>
-  <w:comment w:id="16" w:author="Kyle Ewart" w:date="2024-12-02T10:22:00Z" w:initials="KE">
+  <w:comment w:id="15" w:author="Kyle Ewart" w:date="2024-12-02T10:22:00Z" w:initials="KE">
     <w:p>
       <w:pPr>
         <w:pStyle w:val="CommentText"/>
@@ -4884,7 +4893,7 @@
       </w:r>
     </w:p>
   </w:comment>
-  <w:comment w:id="17" w:author="Kyle Ewart" w:date="2024-12-01T20:53:00Z" w:initials="KE">
+  <w:comment w:id="16" w:author="Kyle Ewart" w:date="2024-12-01T20:53:00Z" w:initials="KE">
     <w:p>
       <w:pPr>
         <w:pStyle w:val="CommentText"/>
@@ -4900,7 +4909,7 @@
       </w:r>
     </w:p>
   </w:comment>
-  <w:comment w:id="18" w:author="Nathan Lo" w:date="2024-12-10T08:28:00Z" w:initials="NL">
+  <w:comment w:id="17" w:author="Nathan Lo" w:date="2024-12-10T08:28:00Z" w:initials="NL">
     <w:p>
       <w:pPr>
         <w:pStyle w:val="CommentText"/>
@@ -4927,7 +4936,7 @@
       </w:r>
     </w:p>
   </w:comment>
-  <w:comment w:id="19" w:author="Kyle Ewart" w:date="2024-12-02T10:23:00Z" w:initials="KE">
+  <w:comment w:id="18" w:author="Kyle Ewart" w:date="2024-12-02T10:23:00Z" w:initials="KE">
     <w:p>
       <w:pPr>
         <w:pStyle w:val="CommentText"/>
@@ -4943,7 +4952,7 @@
       </w:r>
     </w:p>
   </w:comment>
-  <w:comment w:id="20" w:author="Nathan Lo" w:date="2024-12-10T08:36:00Z" w:initials="NL">
+  <w:comment w:id="19" w:author="Nathan Lo" w:date="2024-12-10T08:36:00Z" w:initials="NL">
     <w:p>
       <w:pPr>
         <w:pStyle w:val="CommentText"/>
@@ -4973,6 +4982,27 @@
       <w:r>
         <w:t xml:space="preserve">. Termites have quite long gen times (5-10 years). </w:t>
       </w:r>
+    </w:p>
+  </w:comment>
+  <w:comment w:id="20" w:author="Microsoft Office User" w:date="2025-05-25T20:19:00Z" w:initials="MOU">
+    <w:p>
+      <w:pPr>
+        <w:pStyle w:val="CommentText"/>
+      </w:pPr>
+      <w:r>
+        <w:rPr>
+          <w:rStyle w:val="CommentReference"/>
+        </w:rPr>
+        <w:annotationRef/>
+      </w:r>
+      <w:r>
+        <w:t xml:space="preserve">Need to add a caveat about only analysing one individual/genome per species in most cases, and when we analyse &gt;1 the number of inserts can change </w:t>
+      </w:r>
+      <w:r>
+        <w:t>considerabally.</w:t>
+      </w:r>
+      <w:bookmarkStart w:id="21" w:name="_GoBack"/>
+      <w:bookmarkEnd w:id="21"/>
     </w:p>
   </w:comment>
 </w:comments>
@@ -5000,6 +5030,7 @@
   <w15:commentEx w15:paraId="7EA20BE0" w15:paraIdParent="22F03FD0" w15:done="0"/>
   <w15:commentEx w15:paraId="21463205" w15:done="0"/>
   <w15:commentEx w15:paraId="78964499" w15:paraIdParent="21463205" w15:done="0"/>
+  <w15:commentEx w15:paraId="5CE5B960" w15:done="0"/>
 </w15:commentsEx>
 </file>
 
@@ -5038,6 +5069,7 @@
   <w16cid:commentId w16cid:paraId="7EA20BE0" w16cid:durableId="2B027A31"/>
   <w16cid:commentId w16cid:paraId="21463205" w16cid:durableId="2AF80922"/>
   <w16cid:commentId w16cid:paraId="78964499" w16cid:durableId="2B027C2A"/>
+  <w16cid:commentId w16cid:paraId="5CE5B960" w16cid:durableId="2BDDF9D1"/>
 </w16cid:commentsIds>
 </file>
 

--- a/manuscript/Blattabacterium HGT_manuscript_2025-03-27.docx
+++ b/manuscript/Blattabacterium HGT_manuscript_2025-03-27.docx
@@ -1,6 +1,6 @@
 
 <file path=word/document.xml><?xml version="1.0" encoding="utf-8"?>
-<w:document xmlns:wpc="http://schemas.microsoft.com/office/word/2010/wordprocessingCanvas" xmlns:cx="http://schemas.microsoft.com/office/drawing/2014/chartex" xmlns:cx1="http://schemas.microsoft.com/office/drawing/2015/9/8/chartex" xmlns:cx2="http://schemas.microsoft.com/office/drawing/2015/10/21/chartex" xmlns:cx3="http://schemas.microsoft.com/office/drawing/2016/5/9/chartex" xmlns:cx4="http://schemas.microsoft.com/office/drawing/2016/5/10/chartex" xmlns:cx5="http://schemas.microsoft.com/office/drawing/2016/5/11/chartex" xmlns:cx6="http://schemas.microsoft.com/office/drawing/2016/5/12/chartex" xmlns:cx7="http://schemas.microsoft.com/office/drawing/2016/5/13/chartex" xmlns:cx8="http://schemas.microsoft.com/office/drawing/2016/5/14/chartex" xmlns:mc="http://schemas.openxmlformats.org/markup-compatibility/2006" xmlns:aink="http://schemas.microsoft.com/office/drawing/2016/ink" xmlns:am3d="http://schemas.microsoft.com/office/drawing/2017/model3d" xmlns:o="urn:schemas-microsoft-com:office:office" xmlns:r="http://schemas.openxmlformats.org/officeDocument/2006/relationships" xmlns:m="http://schemas.openxmlformats.org/officeDocument/2006/math" xmlns:v="urn:schemas-microsoft-com:vml" xmlns:wp14="http://schemas.microsoft.com/office/word/2010/wordprocessingDrawing" xmlns:wp="http://schemas.openxmlformats.org/drawingml/2006/wordprocessingDrawing" xmlns:w10="urn:schemas-microsoft-com:office:word" xmlns:w="http://schemas.openxmlformats.org/wordprocessingml/2006/main" xmlns:w14="http://schemas.microsoft.com/office/word/2010/wordml" xmlns:w15="http://schemas.microsoft.com/office/word/2012/wordml" xmlns:w16cid="http://schemas.microsoft.com/office/word/2016/wordml/cid" xmlns:w16se="http://schemas.microsoft.com/office/word/2015/wordml/symex" xmlns:wpg="http://schemas.microsoft.com/office/word/2010/wordprocessingGroup" xmlns:wpi="http://schemas.microsoft.com/office/word/2010/wordprocessingInk" xmlns:wne="http://schemas.microsoft.com/office/word/2006/wordml" xmlns:wps="http://schemas.microsoft.com/office/word/2010/wordprocessingShape" mc:Ignorable="w14 w15 w16se w16cid wp14">
+<w:document xmlns:wpc="http://schemas.microsoft.com/office/word/2010/wordprocessingCanvas" xmlns:cx="http://schemas.microsoft.com/office/drawing/2014/chartex" xmlns:cx1="http://schemas.microsoft.com/office/drawing/2015/9/8/chartex" xmlns:cx2="http://schemas.microsoft.com/office/drawing/2015/10/21/chartex" xmlns:cx3="http://schemas.microsoft.com/office/drawing/2016/5/9/chartex" xmlns:cx4="http://schemas.microsoft.com/office/drawing/2016/5/10/chartex" xmlns:cx5="http://schemas.microsoft.com/office/drawing/2016/5/11/chartex" xmlns:cx6="http://schemas.microsoft.com/office/drawing/2016/5/12/chartex" xmlns:cx7="http://schemas.microsoft.com/office/drawing/2016/5/13/chartex" xmlns:cx8="http://schemas.microsoft.com/office/drawing/2016/5/14/chartex" xmlns:mc="http://schemas.openxmlformats.org/markup-compatibility/2006" xmlns:aink="http://schemas.microsoft.com/office/drawing/2016/ink" xmlns:am3d="http://schemas.microsoft.com/office/drawing/2017/model3d" xmlns:o="urn:schemas-microsoft-com:office:office" xmlns:oel="http://schemas.microsoft.com/office/2019/extlst" xmlns:r="http://schemas.openxmlformats.org/officeDocument/2006/relationships" xmlns:m="http://schemas.openxmlformats.org/officeDocument/2006/math" xmlns:v="urn:schemas-microsoft-com:vml" xmlns:wp14="http://schemas.microsoft.com/office/word/2010/wordprocessingDrawing" xmlns:wp="http://schemas.openxmlformats.org/drawingml/2006/wordprocessingDrawing" xmlns:w10="urn:schemas-microsoft-com:office:word" xmlns:w="http://schemas.openxmlformats.org/wordprocessingml/2006/main" xmlns:w14="http://schemas.microsoft.com/office/word/2010/wordml" xmlns:w15="http://schemas.microsoft.com/office/word/2012/wordml" xmlns:w16cex="http://schemas.microsoft.com/office/word/2018/wordml/cex" xmlns:w16cid="http://schemas.microsoft.com/office/word/2016/wordml/cid" xmlns:w16="http://schemas.microsoft.com/office/word/2018/wordml" xmlns:w16du="http://schemas.microsoft.com/office/word/2023/wordml/word16du" xmlns:w16sdtdh="http://schemas.microsoft.com/office/word/2020/wordml/sdtdatahash" xmlns:w16sdtfl="http://schemas.microsoft.com/office/word/2024/wordml/sdtformatlock" xmlns:w16se="http://schemas.microsoft.com/office/word/2015/wordml/symex" xmlns:wpg="http://schemas.microsoft.com/office/word/2010/wordprocessingGroup" xmlns:wpi="http://schemas.microsoft.com/office/word/2010/wordprocessingInk" xmlns:wne="http://schemas.microsoft.com/office/word/2006/wordml" xmlns:wps="http://schemas.microsoft.com/office/word/2010/wordprocessingShape" mc:Ignorable="w14 w15 w16se w16cid w16 w16cex w16sdtdh w16sdtfl w16du wp14">
   <w:body>
     <w:p>
       <w:pPr>
@@ -701,15 +701,7 @@
         <w:t xml:space="preserve">; </w:t>
       </w:r>
       <w:r>
-        <w:t xml:space="preserve">Villa &amp; </w:t>
-      </w:r>
-      <w:proofErr w:type="spellStart"/>
-      <w:r>
-        <w:t>Viñas</w:t>
-      </w:r>
-      <w:proofErr w:type="spellEnd"/>
-      <w:r>
-        <w:t>, 2019</w:t>
+        <w:t>Villa &amp; Viñas, 2019</w:t>
       </w:r>
       <w:r>
         <w:t>; Li et al., 2022</w:t>
@@ -820,7 +812,14 @@
         <w:rPr>
           <w:rFonts w:ascii="Aptos" w:hAnsi="Aptos" w:cs="Arial"/>
         </w:rPr>
-        <w:t xml:space="preserve">termite genomes, including </w:t>
+        <w:t xml:space="preserve">termite </w:t>
+      </w:r>
+      <w:r>
+        <w:rPr>
+          <w:rFonts w:ascii="Aptos" w:hAnsi="Aptos" w:cs="Arial"/>
+        </w:rPr>
+        <w:lastRenderedPageBreak/>
+        <w:t xml:space="preserve">genomes, including </w:t>
       </w:r>
       <w:r>
         <w:rPr>
@@ -832,14 +831,7 @@
         <w:rPr>
           <w:rFonts w:ascii="Aptos" w:hAnsi="Aptos" w:cs="Arial"/>
         </w:rPr>
-        <w:t xml:space="preserve"> newly sequenced using long read technology, in a phylogenetic context. Cockroaches are ideal model organisms for the study of HGT </w:t>
-      </w:r>
-      <w:r>
-        <w:rPr>
-          <w:rFonts w:ascii="Aptos" w:hAnsi="Aptos" w:cs="Arial"/>
-        </w:rPr>
-        <w:lastRenderedPageBreak/>
-        <w:t xml:space="preserve">because almost all species harbour the obligate endosymbiont </w:t>
+        <w:t xml:space="preserve"> newly sequenced using long read technology, in a phylogenetic context. Cockroaches are ideal model organisms for the study of HGT because almost all species harbour the obligate endosymbiont </w:t>
       </w:r>
       <w:proofErr w:type="spellStart"/>
       <w:r>
@@ -928,7 +920,119 @@
         <w:rPr>
           <w:rFonts w:ascii="Aptos" w:hAnsi="Aptos" w:cs="Arial"/>
         </w:rPr>
-        <w:t xml:space="preserve">We found that cockroach genomes comprised between </w:t>
+        <w:t xml:space="preserve">We found that cockroach genomes comprised </w:t>
+      </w:r>
+      <w:r>
+        <w:rPr>
+          <w:rFonts w:ascii="Aptos" w:hAnsi="Aptos" w:cs="Arial"/>
+          <w:color w:val="000000" w:themeColor="text1"/>
+        </w:rPr>
+        <w:t xml:space="preserve">between </w:t>
+      </w:r>
+      <w:commentRangeStart w:id="1"/>
+      <w:r>
+        <w:rPr>
+          <w:rFonts w:ascii="Aptos" w:hAnsi="Aptos" w:cs="Arial"/>
+          <w:color w:val="000000" w:themeColor="text1"/>
+        </w:rPr>
+        <w:t>101</w:t>
+      </w:r>
+      <w:commentRangeEnd w:id="1"/>
+      <w:r>
+        <w:rPr>
+          <w:rStyle w:val="CommentReference"/>
+          <w:color w:val="000000" w:themeColor="text1"/>
+        </w:rPr>
+        <w:commentReference w:id="1"/>
+      </w:r>
+      <w:r>
+        <w:rPr>
+          <w:rFonts w:ascii="Aptos" w:hAnsi="Aptos" w:cs="Arial"/>
+          <w:color w:val="000000" w:themeColor="text1"/>
+        </w:rPr>
+        <w:t xml:space="preserve"> and </w:t>
+      </w:r>
+      <w:r>
+        <w:rPr>
+          <w:rFonts w:ascii="Aptos" w:hAnsi="Aptos" w:cs="Arial"/>
+          <w:color w:val="000000" w:themeColor="text1"/>
+        </w:rPr>
+        <w:t>4955</w:t>
+      </w:r>
+      <w:r>
+        <w:rPr>
+          <w:rFonts w:ascii="Aptos" w:hAnsi="Aptos" w:cs="Arial"/>
+          <w:color w:val="000000" w:themeColor="text1"/>
+        </w:rPr>
+        <w:t xml:space="preserve"> insertions </w:t>
+      </w:r>
+      <w:r>
+        <w:rPr>
+          <w:rFonts w:ascii="Aptos" w:hAnsi="Aptos" w:cs="Arial"/>
+        </w:rPr>
+        <w:t xml:space="preserve">in their genomes, with the highest numbers </w:t>
+      </w:r>
+      <w:r>
+        <w:rPr>
+          <w:rFonts w:ascii="Aptos" w:hAnsi="Aptos" w:cs="Arial"/>
+        </w:rPr>
+        <w:t xml:space="preserve">occurring in </w:t>
+      </w:r>
+      <w:r>
+        <w:rPr>
+          <w:rFonts w:ascii="Aptos" w:hAnsi="Aptos" w:cs="Arial"/>
+        </w:rPr>
+        <w:t>wood-feeding and soil-burrowing cockroach</w:t>
+      </w:r>
+      <w:r>
+        <w:rPr>
+          <w:rFonts w:ascii="Aptos" w:hAnsi="Aptos" w:cs="Arial"/>
+        </w:rPr>
+        <w:t xml:space="preserve"> genomes</w:t>
+      </w:r>
+      <w:r>
+        <w:rPr>
+          <w:rFonts w:ascii="Aptos" w:hAnsi="Aptos" w:cs="Arial"/>
+        </w:rPr>
+        <w:t xml:space="preserve"> </w:t>
+      </w:r>
+      <w:r>
+        <w:rPr>
+          <w:rFonts w:ascii="Aptos" w:hAnsi="Aptos" w:cs="Arial"/>
+        </w:rPr>
+        <w:t>(</w:t>
+      </w:r>
+      <w:r>
+        <w:rPr>
+          <w:rFonts w:ascii="Aptos" w:hAnsi="Aptos" w:cs="Arial"/>
+        </w:rPr>
+        <w:t xml:space="preserve">subfamily </w:t>
+      </w:r>
+      <w:proofErr w:type="spellStart"/>
+      <w:r>
+        <w:rPr>
+          <w:rFonts w:ascii="Aptos" w:hAnsi="Aptos" w:cs="Arial"/>
+        </w:rPr>
+        <w:t>Panesthiinae</w:t>
+      </w:r>
+      <w:proofErr w:type="spellEnd"/>
+      <w:r>
+        <w:rPr>
+          <w:rFonts w:ascii="Aptos" w:hAnsi="Aptos" w:cs="Arial"/>
+        </w:rPr>
+        <w:t>)</w:t>
+      </w:r>
+      <w:r>
+        <w:rPr>
+          <w:rFonts w:ascii="Aptos" w:hAnsi="Aptos" w:cs="Arial"/>
+        </w:rPr>
+        <w:t xml:space="preserve">. This number of horizontally transferred inserts exceeds by &gt;10 times the number previously reported from all known eukaryotes (excluding rotifers). </w:t>
+      </w:r>
+      <w:r>
+        <w:rPr>
+          <w:rFonts w:ascii="Aptos" w:hAnsi="Aptos" w:cs="Arial"/>
+        </w:rPr>
+        <w:t>A proportion (</w:t>
       </w:r>
       <w:r>
         <w:rPr>
@@ -941,38 +1045,45 @@
         <w:rPr>
           <w:rFonts w:ascii="Aptos" w:hAnsi="Aptos" w:cs="Arial"/>
         </w:rPr>
-        <w:t xml:space="preserve"> and </w:t>
-      </w:r>
-      <w:r>
-        <w:rPr>
-          <w:rFonts w:ascii="Aptos" w:hAnsi="Aptos" w:cs="Arial"/>
-          <w:color w:val="FF0000"/>
-        </w:rPr>
-        <w:t>XX</w:t>
-      </w:r>
-      <w:r>
-        <w:rPr>
-          <w:rFonts w:ascii="Aptos" w:hAnsi="Aptos" w:cs="Arial"/>
-        </w:rPr>
-        <w:t xml:space="preserve"> insertions in their genomes, with the highest numbers </w:t>
-      </w:r>
-      <w:r>
-        <w:rPr>
-          <w:rFonts w:ascii="Aptos" w:hAnsi="Aptos" w:cs="Arial"/>
-        </w:rPr>
-        <w:t xml:space="preserve">occurring in </w:t>
-      </w:r>
-      <w:r>
-        <w:rPr>
-          <w:rFonts w:ascii="Aptos" w:hAnsi="Aptos" w:cs="Arial"/>
-        </w:rPr>
-        <w:t>wood-feeding and soil-burrowing cockroach</w:t>
-      </w:r>
-      <w:r>
-        <w:rPr>
-          <w:rFonts w:ascii="Aptos" w:hAnsi="Aptos" w:cs="Arial"/>
-        </w:rPr>
-        <w:t xml:space="preserve"> genomes</w:t>
+        <w:t xml:space="preserve">%) of HGT inserts </w:t>
+      </w:r>
+      <w:r>
+        <w:rPr>
+          <w:rFonts w:ascii="Aptos" w:hAnsi="Aptos" w:cs="Arial"/>
+        </w:rPr>
+        <w:t xml:space="preserve">may </w:t>
+      </w:r>
+      <w:r>
+        <w:rPr>
+          <w:rFonts w:ascii="Aptos" w:hAnsi="Aptos" w:cs="Arial"/>
+        </w:rPr>
+        <w:t xml:space="preserve">have persisted in genomes for over </w:t>
+      </w:r>
+      <w:commentRangeStart w:id="2"/>
+      <w:r>
+        <w:rPr>
+          <w:rFonts w:ascii="Aptos" w:hAnsi="Aptos" w:cs="Arial"/>
+        </w:rPr>
+        <w:t>50</w:t>
+      </w:r>
+      <w:commentRangeEnd w:id="2"/>
+      <w:r>
+        <w:rPr>
+          <w:rStyle w:val="CommentReference"/>
+        </w:rPr>
+        <w:commentReference w:id="2"/>
+      </w:r>
+      <w:r>
+        <w:rPr>
+          <w:rFonts w:ascii="Aptos" w:hAnsi="Aptos" w:cs="Arial"/>
+        </w:rPr>
+        <w:t xml:space="preserve"> million years, highlighting their </w:t>
+      </w:r>
+      <w:r>
+        <w:rPr>
+          <w:rFonts w:ascii="Aptos" w:hAnsi="Aptos" w:cs="Arial"/>
+        </w:rPr>
+        <w:t>evolutionary</w:t>
       </w:r>
       <w:r>
         <w:rPr>
@@ -984,106 +1095,7 @@
         <w:rPr>
           <w:rFonts w:ascii="Aptos" w:hAnsi="Aptos" w:cs="Arial"/>
         </w:rPr>
-        <w:t>(</w:t>
-      </w:r>
-      <w:r>
-        <w:rPr>
-          <w:rFonts w:ascii="Aptos" w:hAnsi="Aptos" w:cs="Arial"/>
-        </w:rPr>
-        <w:t xml:space="preserve">subfamily </w:t>
-      </w:r>
-      <w:proofErr w:type="spellStart"/>
-      <w:r>
-        <w:rPr>
-          <w:rFonts w:ascii="Aptos" w:hAnsi="Aptos" w:cs="Arial"/>
-        </w:rPr>
-        <w:t>Panesthiinae</w:t>
-      </w:r>
-      <w:proofErr w:type="spellEnd"/>
-      <w:r>
-        <w:rPr>
-          <w:rFonts w:ascii="Aptos" w:hAnsi="Aptos" w:cs="Arial"/>
-        </w:rPr>
-        <w:t>)</w:t>
-      </w:r>
-      <w:r>
-        <w:rPr>
-          <w:rFonts w:ascii="Aptos" w:hAnsi="Aptos" w:cs="Arial"/>
-        </w:rPr>
-        <w:t xml:space="preserve">. This number of horizontally transferred inserts exceeds by &gt;10 times the number previously reported from all known eukaryotes (excluding rotifers). </w:t>
-      </w:r>
-      <w:r>
-        <w:rPr>
-          <w:rFonts w:ascii="Aptos" w:hAnsi="Aptos" w:cs="Arial"/>
-        </w:rPr>
-        <w:t>A proportion (</w:t>
-      </w:r>
-      <w:r>
-        <w:rPr>
-          <w:rFonts w:ascii="Aptos" w:hAnsi="Aptos" w:cs="Arial"/>
-          <w:color w:val="FF0000"/>
-        </w:rPr>
-        <w:t>XX</w:t>
-      </w:r>
-      <w:r>
-        <w:rPr>
-          <w:rFonts w:ascii="Aptos" w:hAnsi="Aptos" w:cs="Arial"/>
-        </w:rPr>
-        <w:t xml:space="preserve">%) of HGT inserts have persisted in genomes for over </w:t>
-      </w:r>
-      <w:commentRangeStart w:id="1"/>
-      <w:r>
-        <w:rPr>
-          <w:rFonts w:ascii="Aptos" w:hAnsi="Aptos" w:cs="Arial"/>
-        </w:rPr>
-        <w:t>50</w:t>
-      </w:r>
-      <w:commentRangeEnd w:id="1"/>
-      <w:r>
-        <w:rPr>
-          <w:rStyle w:val="CommentReference"/>
-        </w:rPr>
-        <w:commentReference w:id="1"/>
-      </w:r>
-      <w:r>
-        <w:rPr>
-          <w:rFonts w:ascii="Aptos" w:hAnsi="Aptos" w:cs="Arial"/>
-        </w:rPr>
-        <w:t xml:space="preserve"> million years, highlighting their </w:t>
-      </w:r>
-      <w:commentRangeStart w:id="2"/>
-      <w:commentRangeStart w:id="3"/>
-      <w:r>
-        <w:rPr>
-          <w:rFonts w:ascii="Aptos" w:hAnsi="Aptos" w:cs="Arial"/>
-        </w:rPr>
-        <w:t>evolutionary</w:t>
-      </w:r>
-      <w:r>
-        <w:rPr>
-          <w:rFonts w:ascii="Aptos" w:hAnsi="Aptos" w:cs="Arial"/>
-        </w:rPr>
-        <w:t xml:space="preserve"> </w:t>
-      </w:r>
-      <w:r>
-        <w:rPr>
-          <w:rFonts w:ascii="Aptos" w:hAnsi="Aptos" w:cs="Arial"/>
-        </w:rPr>
         <w:t>significance</w:t>
-      </w:r>
-      <w:commentRangeEnd w:id="2"/>
-      <w:r>
-        <w:rPr>
-          <w:rStyle w:val="CommentReference"/>
-        </w:rPr>
-        <w:commentReference w:id="2"/>
-      </w:r>
-      <w:commentRangeEnd w:id="3"/>
-      <w:r>
-        <w:rPr>
-          <w:rStyle w:val="CommentReference"/>
-        </w:rPr>
-        <w:commentReference w:id="3"/>
       </w:r>
       <w:r>
         <w:rPr>
@@ -1261,16 +1273,8 @@
         <w:rPr>
           <w:rFonts w:ascii="Aptos" w:hAnsi="Aptos" w:cs="Arial"/>
         </w:rPr>
-        <w:t xml:space="preserve"> (</w:t>
-      </w:r>
-      <w:proofErr w:type="spellStart"/>
-      <w:r>
-        <w:rPr>
-          <w:rFonts w:ascii="Aptos" w:hAnsi="Aptos" w:cs="Arial"/>
-        </w:rPr>
-        <w:t>Husnik</w:t>
-      </w:r>
-      <w:proofErr w:type="spellEnd"/>
+        <w:t xml:space="preserve"> (Husnik</w:t>
+      </w:r>
       <w:r>
         <w:rPr>
           <w:rFonts w:ascii="Aptos" w:hAnsi="Aptos" w:cs="Arial"/>
@@ -1413,19 +1417,19 @@
         </w:rPr>
         <w:t>events [</w:t>
       </w:r>
-      <w:commentRangeStart w:id="4"/>
+      <w:commentRangeStart w:id="3"/>
       <w:r>
         <w:rPr>
           <w:rFonts w:ascii="Aptos" w:hAnsi="Aptos" w:cs="Arial"/>
         </w:rPr>
         <w:t>ref</w:t>
       </w:r>
-      <w:commentRangeEnd w:id="4"/>
+      <w:commentRangeEnd w:id="3"/>
       <w:r>
         <w:rPr>
           <w:rStyle w:val="CommentReference"/>
         </w:rPr>
-        <w:commentReference w:id="4"/>
+        <w:commentReference w:id="3"/>
       </w:r>
       <w:r>
         <w:rPr>
@@ -1572,6 +1576,7 @@
       <w:r>
         <w:rPr>
           <w:rFonts w:ascii="Aptos" w:hAnsi="Aptos" w:cs="Arial"/>
+          <w:color w:val="FF0000"/>
         </w:rPr>
         <w:t>77</w:t>
       </w:r>
@@ -1619,7 +1624,7 @@
       <w:r>
         <w:rPr>
           <w:rFonts w:ascii="Aptos" w:hAnsi="Aptos" w:cs="Arial"/>
-          <w:color w:val="000000" w:themeColor="text1"/>
+          <w:color w:val="FF0000"/>
         </w:rPr>
         <w:t>150</w:t>
       </w:r>
@@ -1660,13 +1665,27 @@
           <w:rFonts w:ascii="Aptos" w:hAnsi="Aptos" w:cs="Arial"/>
           <w:color w:val="000000" w:themeColor="text1"/>
         </w:rPr>
-        <w:t xml:space="preserve">fragments to each of the 18 </w:t>
+        <w:t xml:space="preserve">fragments to each of the </w:t>
       </w:r>
       <w:r>
         <w:rPr>
           <w:rFonts w:ascii="Aptos" w:hAnsi="Aptos" w:cs="Arial"/>
           <w:color w:val="000000" w:themeColor="text1"/>
         </w:rPr>
+        <w:t>23</w:t>
+      </w:r>
+      <w:r>
+        <w:rPr>
+          <w:rFonts w:ascii="Aptos" w:hAnsi="Aptos" w:cs="Arial"/>
+          <w:color w:val="000000" w:themeColor="text1"/>
+        </w:rPr>
+        <w:t xml:space="preserve"> </w:t>
+      </w:r>
+      <w:r>
+        <w:rPr>
+          <w:rFonts w:ascii="Aptos" w:hAnsi="Aptos" w:cs="Arial"/>
+          <w:color w:val="000000" w:themeColor="text1"/>
+        </w:rPr>
         <w:t xml:space="preserve">cockroach and termite </w:t>
       </w:r>
       <w:r>
@@ -1681,7 +1700,21 @@
           <w:rFonts w:ascii="Aptos" w:hAnsi="Aptos" w:cs="Arial"/>
           <w:color w:val="000000" w:themeColor="text1"/>
         </w:rPr>
-        <w:t xml:space="preserve"> to characterise putative HGT </w:t>
+        <w:t xml:space="preserve"> </w:t>
+      </w:r>
+      <w:r>
+        <w:rPr>
+          <w:rFonts w:ascii="Aptos" w:hAnsi="Aptos" w:cs="Arial"/>
+          <w:color w:val="000000" w:themeColor="text1"/>
+        </w:rPr>
+        <w:t xml:space="preserve">from 18 species (multiple genomes for some species were included) </w:t>
+      </w:r>
+      <w:r>
+        <w:rPr>
+          <w:rFonts w:ascii="Aptos" w:hAnsi="Aptos" w:cs="Arial"/>
+          <w:color w:val="000000" w:themeColor="text1"/>
+        </w:rPr>
+        <w:t xml:space="preserve">to characterise putative HGT </w:t>
       </w:r>
       <w:r>
         <w:rPr>
@@ -1693,27 +1726,46 @@
         <w:rPr>
           <w:rFonts w:ascii="Aptos" w:hAnsi="Aptos" w:cs="Arial"/>
         </w:rPr>
-        <w:t xml:space="preserve"> (with a minimum length of 50 bp</w:t>
-      </w:r>
-      <w:r>
-        <w:rPr>
-          <w:rFonts w:ascii="Aptos" w:hAnsi="Aptos" w:cs="Arial"/>
-        </w:rPr>
-        <w:t xml:space="preserve">; </w:t>
-      </w:r>
-      <w:commentRangeStart w:id="5"/>
+        <w:t xml:space="preserve">, </w:t>
+      </w:r>
+      <w:r>
+        <w:rPr>
+          <w:rFonts w:ascii="Aptos" w:hAnsi="Aptos" w:cs="Arial"/>
+        </w:rPr>
+        <w:t xml:space="preserve">with a minimum length of </w:t>
+      </w:r>
+      <w:r>
+        <w:rPr>
+          <w:rFonts w:ascii="Aptos" w:hAnsi="Aptos" w:cs="Arial"/>
+          <w:color w:val="FF0000"/>
+        </w:rPr>
+        <w:t>50</w:t>
+      </w:r>
+      <w:r>
+        <w:rPr>
+          <w:rFonts w:ascii="Aptos" w:hAnsi="Aptos" w:cs="Arial"/>
+        </w:rPr>
+        <w:t xml:space="preserve"> bp</w:t>
+      </w:r>
+      <w:r>
+        <w:rPr>
+          <w:rFonts w:ascii="Aptos" w:hAnsi="Aptos" w:cs="Arial"/>
+        </w:rPr>
+        <w:t xml:space="preserve"> (</w:t>
+      </w:r>
+      <w:commentRangeStart w:id="4"/>
       <w:r>
         <w:rPr>
           <w:rFonts w:ascii="Aptos" w:hAnsi="Aptos" w:cs="Arial"/>
         </w:rPr>
         <w:t>noting that alternate thresholds were also tested</w:t>
       </w:r>
-      <w:commentRangeEnd w:id="5"/>
+      <w:commentRangeEnd w:id="4"/>
       <w:r>
         <w:rPr>
           <w:rStyle w:val="CommentReference"/>
         </w:rPr>
-        <w:commentReference w:id="5"/>
+        <w:commentReference w:id="4"/>
       </w:r>
       <w:r>
         <w:rPr>
@@ -1803,40 +1855,154 @@
         </w:rPr>
         <w:t xml:space="preserve"> confirmed the presence of several of the inserts using </w:t>
       </w:r>
+      <w:commentRangeStart w:id="5"/>
       <w:commentRangeStart w:id="6"/>
+      <w:r>
+        <w:rPr>
+          <w:rFonts w:ascii="Aptos" w:hAnsi="Aptos" w:cs="Arial"/>
+        </w:rPr>
+        <w:t>PCR</w:t>
+      </w:r>
+      <w:commentRangeEnd w:id="5"/>
+      <w:r>
+        <w:rPr>
+          <w:rStyle w:val="CommentReference"/>
+        </w:rPr>
+        <w:commentReference w:id="5"/>
+      </w:r>
+      <w:commentRangeEnd w:id="6"/>
+      <w:r>
+        <w:rPr>
+          <w:rStyle w:val="CommentReference"/>
+        </w:rPr>
+        <w:commentReference w:id="6"/>
+      </w:r>
+      <w:r>
+        <w:rPr>
+          <w:rFonts w:ascii="Aptos" w:hAnsi="Aptos" w:cs="Arial"/>
+        </w:rPr>
+        <w:t xml:space="preserve">. We note that most of the genomes of species for which we detected very large numbers of inserts were sequenced using long-read technology, and that the inserts are </w:t>
+      </w:r>
       <w:commentRangeStart w:id="7"/>
       <w:r>
         <w:rPr>
           <w:rFonts w:ascii="Aptos" w:hAnsi="Aptos" w:cs="Arial"/>
         </w:rPr>
-        <w:t>PCR</w:t>
-      </w:r>
-      <w:commentRangeEnd w:id="6"/>
+        <w:t>clearly present within long reads</w:t>
+      </w:r>
+      <w:r>
+        <w:rPr>
+          <w:rFonts w:ascii="Aptos" w:hAnsi="Aptos" w:cs="Arial"/>
+        </w:rPr>
+        <w:t xml:space="preserve"> </w:t>
+      </w:r>
+      <w:commentRangeEnd w:id="7"/>
       <w:r>
         <w:rPr>
           <w:rStyle w:val="CommentReference"/>
         </w:rPr>
-        <w:commentReference w:id="6"/>
-      </w:r>
-      <w:commentRangeEnd w:id="7"/>
-      <w:r>
-        <w:rPr>
-          <w:rStyle w:val="CommentReference"/>
-        </w:rPr>
         <w:commentReference w:id="7"/>
       </w:r>
       <w:r>
         <w:rPr>
           <w:rFonts w:ascii="Aptos" w:hAnsi="Aptos" w:cs="Arial"/>
         </w:rPr>
-        <w:t xml:space="preserve">. We note that most of the genomes of species for which we detected very large numbers of inserts were sequenced using long-read technology, and that the inserts are </w:t>
-      </w:r>
-      <w:commentRangeStart w:id="8"/>
-      <w:r>
-        <w:rPr>
-          <w:rFonts w:ascii="Aptos" w:hAnsi="Aptos" w:cs="Arial"/>
-        </w:rPr>
-        <w:t>clearly present within long reads</w:t>
+        <w:t>(with</w:t>
+      </w:r>
+      <w:r>
+        <w:rPr>
+          <w:rFonts w:ascii="Aptos" w:hAnsi="Aptos" w:cs="Arial"/>
+        </w:rPr>
+        <w:t>in</w:t>
+      </w:r>
+      <w:r>
+        <w:rPr>
+          <w:rFonts w:ascii="Aptos" w:hAnsi="Aptos" w:cs="Arial"/>
+        </w:rPr>
+        <w:t xml:space="preserve"> flanking region</w:t>
+      </w:r>
+      <w:r>
+        <w:rPr>
+          <w:rFonts w:ascii="Aptos" w:hAnsi="Aptos" w:cs="Arial"/>
+        </w:rPr>
+        <w:t>s that are clearly of cockroach origin</w:t>
+      </w:r>
+      <w:r>
+        <w:rPr>
+          <w:rFonts w:ascii="Aptos" w:hAnsi="Aptos" w:cs="Arial"/>
+        </w:rPr>
+        <w:t>)</w:t>
+      </w:r>
+      <w:r>
+        <w:rPr>
+          <w:rFonts w:ascii="Aptos" w:hAnsi="Aptos" w:cs="Arial"/>
+        </w:rPr>
+        <w:t xml:space="preserve">, ruling out the possibility that they arise as a result of assembly error </w:t>
+      </w:r>
+      <w:r>
+        <w:rPr>
+          <w:rFonts w:ascii="Aptos" w:hAnsi="Aptos" w:cs="Arial"/>
+        </w:rPr>
+        <w:t>or</w:t>
+      </w:r>
+      <w:r>
+        <w:rPr>
+          <w:rFonts w:ascii="Aptos" w:hAnsi="Aptos" w:cs="Arial"/>
+        </w:rPr>
+        <w:t xml:space="preserve"> contamination.</w:t>
+      </w:r>
+    </w:p>
+    <w:p>
+      <w:pPr>
+        <w:jc w:val="both"/>
+        <w:rPr>
+          <w:rFonts w:ascii="Aptos" w:hAnsi="Aptos" w:cs="Arial"/>
+        </w:rPr>
+      </w:pPr>
+    </w:p>
+    <w:p>
+      <w:pPr>
+        <w:jc w:val="both"/>
+        <w:rPr>
+          <w:rFonts w:ascii="Aptos" w:hAnsi="Aptos" w:cs="Arial"/>
+        </w:rPr>
+      </w:pPr>
+      <w:r>
+        <w:rPr>
+          <w:rFonts w:ascii="Aptos" w:hAnsi="Aptos" w:cs="Arial"/>
+        </w:rPr>
+        <w:t>Us</w:t>
+      </w:r>
+      <w:r>
+        <w:rPr>
+          <w:rFonts w:ascii="Aptos" w:hAnsi="Aptos" w:cs="Arial"/>
+        </w:rPr>
+        <w:t>ing</w:t>
+      </w:r>
+      <w:r>
+        <w:rPr>
+          <w:rFonts w:ascii="Aptos" w:hAnsi="Aptos" w:cs="Arial"/>
+        </w:rPr>
+        <w:t xml:space="preserve"> this novel approach, w</w:t>
+      </w:r>
+      <w:r>
+        <w:rPr>
+          <w:rFonts w:ascii="Aptos" w:hAnsi="Aptos" w:cs="Arial"/>
+        </w:rPr>
+        <w:t xml:space="preserve">e characterised </w:t>
+      </w:r>
+      <w:r>
+        <w:rPr>
+          <w:rFonts w:ascii="Aptos" w:hAnsi="Aptos" w:cs="Arial"/>
+        </w:rPr>
+        <w:t xml:space="preserve">a remarkable </w:t>
+      </w:r>
+      <w:r>
+        <w:rPr>
+          <w:rFonts w:ascii="Aptos" w:hAnsi="Aptos" w:cs="Arial"/>
+          <w:color w:val="FF0000"/>
+        </w:rPr>
+        <w:t>XXX</w:t>
       </w:r>
       <w:r>
         <w:rPr>
@@ -1844,121 +2010,24 @@
         </w:rPr>
         <w:t xml:space="preserve"> </w:t>
       </w:r>
-      <w:commentRangeEnd w:id="8"/>
-      <w:r>
-        <w:rPr>
-          <w:rStyle w:val="CommentReference"/>
-        </w:rPr>
-        <w:commentReference w:id="8"/>
-      </w:r>
-      <w:r>
-        <w:rPr>
-          <w:rFonts w:ascii="Aptos" w:hAnsi="Aptos" w:cs="Arial"/>
-        </w:rPr>
-        <w:t>(with</w:t>
-      </w:r>
-      <w:r>
-        <w:rPr>
-          <w:rFonts w:ascii="Aptos" w:hAnsi="Aptos" w:cs="Arial"/>
-        </w:rPr>
-        <w:t>in</w:t>
-      </w:r>
-      <w:r>
-        <w:rPr>
-          <w:rFonts w:ascii="Aptos" w:hAnsi="Aptos" w:cs="Arial"/>
-        </w:rPr>
-        <w:t xml:space="preserve"> flanking region</w:t>
-      </w:r>
-      <w:r>
-        <w:rPr>
-          <w:rFonts w:ascii="Aptos" w:hAnsi="Aptos" w:cs="Arial"/>
-        </w:rPr>
-        <w:t>s that are clearly of cockroach origin</w:t>
-      </w:r>
-      <w:r>
-        <w:rPr>
-          <w:rFonts w:ascii="Aptos" w:hAnsi="Aptos" w:cs="Arial"/>
-        </w:rPr>
-        <w:t>)</w:t>
-      </w:r>
-      <w:r>
-        <w:rPr>
-          <w:rFonts w:ascii="Aptos" w:hAnsi="Aptos" w:cs="Arial"/>
-        </w:rPr>
-        <w:t xml:space="preserve">, ruling out the possibility that they arise as a result of assembly error </w:t>
-      </w:r>
-      <w:r>
-        <w:rPr>
-          <w:rFonts w:ascii="Aptos" w:hAnsi="Aptos" w:cs="Arial"/>
-        </w:rPr>
-        <w:t>or</w:t>
-      </w:r>
-      <w:r>
-        <w:rPr>
-          <w:rFonts w:ascii="Aptos" w:hAnsi="Aptos" w:cs="Arial"/>
-        </w:rPr>
-        <w:t xml:space="preserve"> contamination.</w:t>
-      </w:r>
-    </w:p>
-    <w:p>
-      <w:pPr>
-        <w:jc w:val="both"/>
-        <w:rPr>
-          <w:rFonts w:ascii="Aptos" w:hAnsi="Aptos" w:cs="Arial"/>
-        </w:rPr>
-      </w:pPr>
-    </w:p>
-    <w:p>
-      <w:pPr>
-        <w:jc w:val="both"/>
-        <w:rPr>
-          <w:rFonts w:ascii="Aptos" w:hAnsi="Aptos" w:cs="Arial"/>
-        </w:rPr>
-      </w:pPr>
-      <w:r>
-        <w:rPr>
-          <w:rFonts w:ascii="Aptos" w:hAnsi="Aptos" w:cs="Arial"/>
-        </w:rPr>
-        <w:t>Us</w:t>
-      </w:r>
-      <w:r>
-        <w:rPr>
-          <w:rFonts w:ascii="Aptos" w:hAnsi="Aptos" w:cs="Arial"/>
-        </w:rPr>
-        <w:t>ing</w:t>
-      </w:r>
-      <w:r>
-        <w:rPr>
-          <w:rFonts w:ascii="Aptos" w:hAnsi="Aptos" w:cs="Arial"/>
-        </w:rPr>
-        <w:t xml:space="preserve"> this novel approach, w</w:t>
-      </w:r>
-      <w:r>
-        <w:rPr>
-          <w:rFonts w:ascii="Aptos" w:hAnsi="Aptos" w:cs="Arial"/>
-        </w:rPr>
-        <w:t xml:space="preserve">e characterised </w:t>
-      </w:r>
-      <w:r>
-        <w:rPr>
-          <w:rFonts w:ascii="Aptos" w:hAnsi="Aptos" w:cs="Arial"/>
-        </w:rPr>
-        <w:t xml:space="preserve">a remarkable </w:t>
-      </w:r>
-      <w:commentRangeStart w:id="9"/>
+      <w:r>
+        <w:rPr>
+          <w:rFonts w:ascii="Aptos" w:hAnsi="Aptos" w:cs="Arial"/>
+        </w:rPr>
+        <w:t xml:space="preserve">HGT </w:t>
+      </w:r>
+      <w:r>
+        <w:rPr>
+          <w:rFonts w:ascii="Aptos" w:hAnsi="Aptos" w:cs="Arial"/>
+        </w:rPr>
+        <w:t xml:space="preserve">inserts across the </w:t>
+      </w:r>
       <w:r>
         <w:rPr>
           <w:rFonts w:ascii="Aptos" w:hAnsi="Aptos" w:cs="Arial"/>
           <w:color w:val="FF0000"/>
         </w:rPr>
-        <w:t>XXX</w:t>
-      </w:r>
-      <w:commentRangeEnd w:id="9"/>
-      <w:r>
-        <w:rPr>
-          <w:rStyle w:val="CommentReference"/>
-        </w:rPr>
-        <w:commentReference w:id="9"/>
+        <w:t>14</w:t>
       </w:r>
       <w:r>
         <w:rPr>
@@ -1970,23 +2039,46 @@
         <w:rPr>
           <w:rFonts w:ascii="Aptos" w:hAnsi="Aptos" w:cs="Arial"/>
         </w:rPr>
-        <w:t xml:space="preserve">HGT </w:t>
-      </w:r>
-      <w:r>
-        <w:rPr>
-          <w:rFonts w:ascii="Aptos" w:hAnsi="Aptos" w:cs="Arial"/>
-        </w:rPr>
-        <w:t xml:space="preserve">inserts across the </w:t>
-      </w:r>
-      <w:r>
-        <w:rPr>
-          <w:rFonts w:ascii="Aptos" w:hAnsi="Aptos" w:cs="Arial"/>
-        </w:rPr>
-        <w:t>14</w:t>
-      </w:r>
-      <w:r>
-        <w:rPr>
-          <w:rFonts w:ascii="Aptos" w:hAnsi="Aptos" w:cs="Arial"/>
+        <w:t xml:space="preserve">cockroach and termite </w:t>
+      </w:r>
+      <w:r>
+        <w:rPr>
+          <w:rFonts w:ascii="Aptos" w:hAnsi="Aptos" w:cs="Arial"/>
+        </w:rPr>
+        <w:t xml:space="preserve">genomes, ranging in size from </w:t>
+      </w:r>
+      <w:r>
+        <w:rPr>
+          <w:rFonts w:ascii="Aptos" w:hAnsi="Aptos" w:cs="Arial"/>
+          <w:color w:val="FF0000"/>
+        </w:rPr>
+        <w:t>X</w:t>
+      </w:r>
+      <w:r>
+        <w:rPr>
+          <w:rFonts w:ascii="Aptos" w:hAnsi="Aptos" w:cs="Arial"/>
+          <w:color w:val="FF0000"/>
+        </w:rPr>
+        <w:t>X</w:t>
+      </w:r>
+      <w:r>
+        <w:rPr>
+          <w:rFonts w:ascii="Aptos" w:hAnsi="Aptos" w:cs="Arial"/>
+          <w:color w:val="FF0000"/>
+        </w:rPr>
+        <w:t>-</w:t>
+      </w:r>
+      <w:r>
+        <w:rPr>
+          <w:rFonts w:ascii="Aptos" w:hAnsi="Aptos" w:cs="Arial"/>
+          <w:color w:val="FF0000"/>
+        </w:rPr>
+        <w:t>XX</w:t>
+      </w:r>
+      <w:r>
+        <w:rPr>
+          <w:rFonts w:ascii="Aptos" w:hAnsi="Aptos" w:cs="Arial"/>
+          <w:color w:val="FF0000"/>
         </w:rPr>
         <w:t xml:space="preserve"> </w:t>
       </w:r>
@@ -1994,13 +2086,7 @@
         <w:rPr>
           <w:rFonts w:ascii="Aptos" w:hAnsi="Aptos" w:cs="Arial"/>
         </w:rPr>
-        <w:t xml:space="preserve">cockroach and termite </w:t>
-      </w:r>
-      <w:r>
-        <w:rPr>
-          <w:rFonts w:ascii="Aptos" w:hAnsi="Aptos" w:cs="Arial"/>
-        </w:rPr>
-        <w:t xml:space="preserve">genomes, ranging in size from </w:t>
+        <w:t xml:space="preserve">bp, with a median size of </w:t>
       </w:r>
       <w:r>
         <w:rPr>
@@ -2019,21 +2105,6 @@
       <w:r>
         <w:rPr>
           <w:rFonts w:ascii="Aptos" w:hAnsi="Aptos" w:cs="Arial"/>
-          <w:color w:val="FF0000"/>
-        </w:rPr>
-        <w:t>-</w:t>
-      </w:r>
-      <w:r>
-        <w:rPr>
-          <w:rFonts w:ascii="Aptos" w:hAnsi="Aptos" w:cs="Arial"/>
-          <w:color w:val="FF0000"/>
-        </w:rPr>
-        <w:t>XX</w:t>
-      </w:r>
-      <w:r>
-        <w:rPr>
-          <w:rFonts w:ascii="Aptos" w:hAnsi="Aptos" w:cs="Arial"/>
-          <w:color w:val="FF0000"/>
         </w:rPr>
         <w:t xml:space="preserve"> </w:t>
       </w:r>
@@ -2041,27 +2112,8 @@
         <w:rPr>
           <w:rFonts w:ascii="Aptos" w:hAnsi="Aptos" w:cs="Arial"/>
         </w:rPr>
-        <w:t xml:space="preserve">bp, with a median size of </w:t>
-      </w:r>
-      <w:r>
-        <w:rPr>
-          <w:rFonts w:ascii="Aptos" w:hAnsi="Aptos" w:cs="Arial"/>
-          <w:color w:val="FF0000"/>
-        </w:rPr>
-        <w:t>X</w:t>
-      </w:r>
-      <w:r>
-        <w:rPr>
-          <w:rFonts w:ascii="Aptos" w:hAnsi="Aptos" w:cs="Arial"/>
-          <w:color w:val="FF0000"/>
-        </w:rPr>
-        <w:t>X</w:t>
-      </w:r>
-      <w:r>
-        <w:rPr>
-          <w:rFonts w:ascii="Aptos" w:hAnsi="Aptos" w:cs="Arial"/>
-        </w:rPr>
-        <w:t xml:space="preserve"> bp</w:t>
+        <w:lastRenderedPageBreak/>
+        <w:t>bp</w:t>
       </w:r>
       <w:r>
         <w:rPr>
@@ -2141,19 +2193,19 @@
         </w:rPr>
         <w:t xml:space="preserve">), </w:t>
       </w:r>
-      <w:commentRangeStart w:id="10"/>
+      <w:commentRangeStart w:id="8"/>
       <w:r>
         <w:rPr>
           <w:rFonts w:ascii="Aptos" w:hAnsi="Aptos" w:cs="Arial"/>
         </w:rPr>
         <w:t>with no apparent bias towards any particular gene region</w:t>
       </w:r>
-      <w:commentRangeEnd w:id="10"/>
+      <w:commentRangeEnd w:id="8"/>
       <w:r>
         <w:rPr>
           <w:rStyle w:val="CommentReference"/>
         </w:rPr>
-        <w:commentReference w:id="10"/>
+        <w:commentReference w:id="8"/>
       </w:r>
       <w:r>
         <w:rPr>
@@ -2167,19 +2219,19 @@
         </w:rPr>
         <w:t>To identify unique HGT insert events within a genome, we excluded inserts likely arising from replication errors or t</w:t>
       </w:r>
-      <w:commentRangeStart w:id="11"/>
+      <w:commentRangeStart w:id="9"/>
       <w:r>
         <w:rPr>
           <w:rFonts w:ascii="Aptos" w:hAnsi="Aptos" w:cs="Arial"/>
         </w:rPr>
         <w:t>ransposition</w:t>
       </w:r>
-      <w:commentRangeEnd w:id="11"/>
+      <w:commentRangeEnd w:id="9"/>
       <w:r>
         <w:rPr>
           <w:rStyle w:val="CommentReference"/>
         </w:rPr>
-        <w:commentReference w:id="11"/>
+        <w:commentReference w:id="9"/>
       </w:r>
       <w:r>
         <w:rPr>
@@ -2229,14 +2281,7 @@
         <w:rPr>
           <w:rFonts w:ascii="Aptos" w:hAnsi="Aptos" w:cs="Arial"/>
         </w:rPr>
-        <w:t xml:space="preserve">Notably, closely related taxa were found to </w:t>
-      </w:r>
-      <w:r>
-        <w:rPr>
-          <w:rFonts w:ascii="Aptos" w:hAnsi="Aptos" w:cs="Arial"/>
-        </w:rPr>
-        <w:lastRenderedPageBreak/>
-        <w:t xml:space="preserve">have similar numbers of inserts, suggesting that many of the inserts had been inherited in a vertical fashion. </w:t>
+        <w:t xml:space="preserve">Notably, closely related taxa were found to have similar numbers of inserts, suggesting that many of the inserts had been inherited in a vertical fashion. </w:t>
       </w:r>
       <w:r>
         <w:rPr>
@@ -2277,17 +2322,8 @@
           <w:rFonts w:ascii="Aptos" w:hAnsi="Aptos" w:cs="Arial"/>
           <w:i/>
         </w:rPr>
-        <w:t xml:space="preserve"> </w:t>
-      </w:r>
-      <w:proofErr w:type="spellStart"/>
-      <w:r>
-        <w:rPr>
-          <w:rFonts w:ascii="Aptos" w:hAnsi="Aptos" w:cs="Arial"/>
-          <w:i/>
-        </w:rPr>
-        <w:t>nevadensis</w:t>
-      </w:r>
-      <w:proofErr w:type="spellEnd"/>
+        <w:t xml:space="preserve"> nevadensis</w:t>
+      </w:r>
       <w:r>
         <w:rPr>
           <w:rFonts w:ascii="Aptos" w:hAnsi="Aptos" w:cs="Arial"/>
@@ -2561,21 +2597,12 @@
         </w:rPr>
         <w:t xml:space="preserve">, and only eight were found in </w:t>
       </w:r>
-      <w:proofErr w:type="spellStart"/>
       <w:r>
         <w:rPr>
           <w:rFonts w:ascii="Aptos" w:hAnsi="Aptos" w:cs="Arial"/>
           <w:i/>
         </w:rPr>
-        <w:t>Reticulitermes</w:t>
-      </w:r>
-      <w:proofErr w:type="spellEnd"/>
-      <w:r>
-        <w:rPr>
-          <w:rFonts w:ascii="Aptos" w:hAnsi="Aptos" w:cs="Arial"/>
-          <w:i/>
-        </w:rPr>
-        <w:t xml:space="preserve"> </w:t>
+        <w:t xml:space="preserve">Reticulitermes </w:t>
       </w:r>
       <w:proofErr w:type="spellStart"/>
       <w:r>
@@ -2840,8 +2867,8 @@
         </w:rPr>
         <w:t>, &gt;</w:t>
       </w:r>
-      <w:commentRangeStart w:id="12"/>
-      <w:commentRangeStart w:id="13"/>
+      <w:commentRangeStart w:id="10"/>
+      <w:commentRangeStart w:id="11"/>
       <w:r>
         <w:rPr>
           <w:rFonts w:ascii="Aptos" w:hAnsi="Aptos" w:cs="Arial"/>
@@ -2849,21 +2876,21 @@
         </w:rPr>
         <w:t>X</w:t>
       </w:r>
-      <w:commentRangeEnd w:id="12"/>
+      <w:commentRangeEnd w:id="10"/>
       <w:r>
         <w:rPr>
           <w:rStyle w:val="CommentReference"/>
           <w:color w:val="FF0000"/>
         </w:rPr>
-        <w:commentReference w:id="12"/>
-      </w:r>
-      <w:commentRangeEnd w:id="13"/>
+        <w:commentReference w:id="10"/>
+      </w:r>
+      <w:commentRangeEnd w:id="11"/>
       <w:r>
         <w:rPr>
           <w:rStyle w:val="CommentReference"/>
           <w:color w:val="FF0000"/>
         </w:rPr>
-        <w:commentReference w:id="13"/>
+        <w:commentReference w:id="11"/>
       </w:r>
       <w:r>
         <w:rPr>
@@ -2877,7 +2904,7 @@
         </w:rPr>
         <w:t xml:space="preserve">, at least 28.7 million years ago. </w:t>
       </w:r>
-      <w:commentRangeStart w:id="14"/>
+      <w:commentRangeStart w:id="12"/>
       <w:r>
         <w:rPr>
           <w:rFonts w:ascii="Aptos" w:hAnsi="Aptos" w:cs="Arial"/>
@@ -2896,28 +2923,14 @@
         <w:rPr>
           <w:rFonts w:ascii="Aptos" w:hAnsi="Aptos" w:cs="Arial"/>
         </w:rPr>
-        <w:t xml:space="preserve"> to be X/</w:t>
-      </w:r>
-      <w:proofErr w:type="spellStart"/>
-      <w:r>
-        <w:rPr>
-          <w:rFonts w:ascii="Aptos" w:hAnsi="Aptos" w:cs="Arial"/>
-        </w:rPr>
-        <w:t>Myr</w:t>
-      </w:r>
-      <w:proofErr w:type="spellEnd"/>
-      <w:r>
-        <w:rPr>
-          <w:rFonts w:ascii="Aptos" w:hAnsi="Aptos" w:cs="Arial"/>
-        </w:rPr>
-        <w:t>.</w:t>
-      </w:r>
-      <w:commentRangeEnd w:id="14"/>
+        <w:t xml:space="preserve"> to be X/Myr.</w:t>
+      </w:r>
+      <w:commentRangeEnd w:id="12"/>
       <w:r>
         <w:rPr>
           <w:rStyle w:val="CommentReference"/>
         </w:rPr>
-        <w:commentReference w:id="14"/>
+        <w:commentReference w:id="12"/>
       </w:r>
     </w:p>
     <w:p>
@@ -3002,7 +3015,7 @@
           <w:color w:val="FF0000"/>
         </w:rPr>
       </w:pPr>
-      <w:commentRangeStart w:id="15"/>
+      <w:commentRangeStart w:id="13"/>
       <w:r>
         <w:rPr>
           <w:rFonts w:ascii="Aptos" w:hAnsi="Aptos" w:cs="Arial"/>
@@ -3010,66 +3023,66 @@
         </w:rPr>
         <w:t>A</w:t>
       </w:r>
-      <w:commentRangeEnd w:id="15"/>
+      <w:commentRangeEnd w:id="13"/>
       <w:r>
         <w:rPr>
           <w:rStyle w:val="CommentReference"/>
           <w:color w:val="FF0000"/>
         </w:rPr>
+        <w:commentReference w:id="13"/>
+      </w:r>
+      <w:r>
+        <w:rPr>
+          <w:rFonts w:ascii="Aptos" w:hAnsi="Aptos" w:cs="Arial"/>
+          <w:color w:val="FF0000"/>
+        </w:rPr>
+        <w:t xml:space="preserve">nalysis of transcriptome data </w:t>
+      </w:r>
+      <w:r>
+        <w:rPr>
+          <w:rFonts w:ascii="Aptos" w:hAnsi="Aptos" w:cs="Arial"/>
+          <w:color w:val="FF0000"/>
+        </w:rPr>
+        <w:t>….</w:t>
+      </w:r>
+    </w:p>
+    <w:p>
+      <w:pPr>
+        <w:jc w:val="both"/>
+        <w:rPr>
+          <w:rFonts w:ascii="Aptos" w:hAnsi="Aptos" w:cs="Arial"/>
+        </w:rPr>
+      </w:pPr>
+    </w:p>
+    <w:p>
+      <w:pPr>
+        <w:jc w:val="both"/>
+      </w:pPr>
+      <w:commentRangeStart w:id="14"/>
+      <w:commentRangeStart w:id="15"/>
+      <w:r>
+        <w:rPr>
+          <w:rFonts w:ascii="Aptos" w:hAnsi="Aptos" w:cs="Arial"/>
+        </w:rPr>
+        <w:t>T</w:t>
+      </w:r>
+      <w:commentRangeEnd w:id="14"/>
+      <w:r>
+        <w:rPr>
+          <w:rStyle w:val="CommentReference"/>
+        </w:rPr>
+        <w:commentReference w:id="14"/>
+      </w:r>
+      <w:commentRangeEnd w:id="15"/>
+      <w:r>
+        <w:rPr>
+          <w:rStyle w:val="CommentReference"/>
+        </w:rPr>
         <w:commentReference w:id="15"/>
       </w:r>
       <w:r>
         <w:rPr>
           <w:rFonts w:ascii="Aptos" w:hAnsi="Aptos" w:cs="Arial"/>
-          <w:color w:val="FF0000"/>
-        </w:rPr>
-        <w:t xml:space="preserve">nalysis of transcriptome data </w:t>
-      </w:r>
-      <w:r>
-        <w:rPr>
-          <w:rFonts w:ascii="Aptos" w:hAnsi="Aptos" w:cs="Arial"/>
-          <w:color w:val="FF0000"/>
-        </w:rPr>
-        <w:t>….</w:t>
-      </w:r>
-    </w:p>
-    <w:p>
-      <w:pPr>
-        <w:jc w:val="both"/>
-        <w:rPr>
-          <w:rFonts w:ascii="Aptos" w:hAnsi="Aptos" w:cs="Arial"/>
-        </w:rPr>
-      </w:pPr>
-    </w:p>
-    <w:p>
-      <w:pPr>
-        <w:jc w:val="both"/>
-      </w:pPr>
-      <w:commentRangeStart w:id="16"/>
-      <w:commentRangeStart w:id="17"/>
-      <w:r>
-        <w:rPr>
-          <w:rFonts w:ascii="Aptos" w:hAnsi="Aptos" w:cs="Arial"/>
-        </w:rPr>
-        <w:t>T</w:t>
-      </w:r>
-      <w:commentRangeEnd w:id="16"/>
-      <w:r>
-        <w:rPr>
-          <w:rStyle w:val="CommentReference"/>
-        </w:rPr>
-        <w:commentReference w:id="16"/>
-      </w:r>
-      <w:commentRangeEnd w:id="17"/>
-      <w:r>
-        <w:rPr>
-          <w:rStyle w:val="CommentReference"/>
-        </w:rPr>
-        <w:commentReference w:id="17"/>
-      </w:r>
-      <w:r>
-        <w:rPr>
-          <w:rFonts w:ascii="Aptos" w:hAnsi="Aptos" w:cs="Arial"/>
         </w:rPr>
         <w:t xml:space="preserve">he mechanisms and widespread occurrence of symbiotic bacterial HGT observed here resemble those associated with the well-established </w:t>
       </w:r>
@@ -3101,13 +3114,8 @@
         </w:rPr>
         <w:t xml:space="preserve">; </w:t>
       </w:r>
-      <w:proofErr w:type="spellStart"/>
-      <w:r>
-        <w:t>Pamilo</w:t>
-      </w:r>
-      <w:proofErr w:type="spellEnd"/>
-      <w:r>
-        <w:t xml:space="preserve"> et al., 2007; </w:t>
+      <w:r>
+        <w:t xml:space="preserve">Pamilo et al., 2007; </w:t>
       </w:r>
       <w:proofErr w:type="spellStart"/>
       <w:r>
@@ -3378,7 +3386,14 @@
         <w:rPr>
           <w:rFonts w:ascii="Aptos" w:hAnsi="Aptos" w:cs="Arial"/>
         </w:rPr>
-        <w:t xml:space="preserve"> genomes, which enabled us to confirm the presence of these inserts</w:t>
+        <w:t xml:space="preserve"> </w:t>
+      </w:r>
+      <w:r>
+        <w:rPr>
+          <w:rFonts w:ascii="Aptos" w:hAnsi="Aptos" w:cs="Arial"/>
+        </w:rPr>
+        <w:lastRenderedPageBreak/>
+        <w:t>genomes, which enabled us to confirm the presence of these inserts</w:t>
       </w:r>
       <w:r>
         <w:rPr>
@@ -3446,39 +3461,347 @@
         </w:rPr>
         <w:t>Compared to other cockroach species in our analyses</w:t>
       </w:r>
+      <w:commentRangeStart w:id="16"/>
+      <w:commentRangeStart w:id="17"/>
+      <w:r>
+        <w:rPr>
+          <w:rFonts w:ascii="Aptos" w:hAnsi="Aptos" w:cs="Arial"/>
+        </w:rPr>
+        <w:t xml:space="preserve">, </w:t>
+      </w:r>
+      <w:proofErr w:type="spellStart"/>
+      <w:r>
+        <w:rPr>
+          <w:rFonts w:ascii="Aptos" w:hAnsi="Aptos" w:cs="Arial"/>
+        </w:rPr>
+        <w:t>Panesthiinae</w:t>
+      </w:r>
+      <w:proofErr w:type="spellEnd"/>
+      <w:r>
+        <w:rPr>
+          <w:rFonts w:ascii="Aptos" w:hAnsi="Aptos" w:cs="Arial"/>
+        </w:rPr>
+        <w:t xml:space="preserve"> have a long</w:t>
+      </w:r>
+      <w:r>
+        <w:rPr>
+          <w:rFonts w:ascii="Aptos" w:hAnsi="Aptos" w:cs="Arial"/>
+        </w:rPr>
+        <w:t>er</w:t>
+      </w:r>
+      <w:r>
+        <w:rPr>
+          <w:rFonts w:ascii="Aptos" w:hAnsi="Aptos" w:cs="Arial"/>
+        </w:rPr>
+        <w:t xml:space="preserve"> generation time</w:t>
+      </w:r>
+      <w:commentRangeEnd w:id="16"/>
+      <w:r>
+        <w:rPr>
+          <w:rStyle w:val="CommentReference"/>
+        </w:rPr>
+        <w:commentReference w:id="16"/>
+      </w:r>
+      <w:commentRangeEnd w:id="17"/>
+      <w:r>
+        <w:rPr>
+          <w:rStyle w:val="CommentReference"/>
+        </w:rPr>
+        <w:commentReference w:id="17"/>
+      </w:r>
+      <w:r>
+        <w:rPr>
+          <w:rFonts w:ascii="Aptos" w:hAnsi="Aptos" w:cs="Arial"/>
+        </w:rPr>
+        <w:t xml:space="preserve">, which </w:t>
+      </w:r>
+      <w:r>
+        <w:rPr>
+          <w:rFonts w:ascii="Aptos" w:hAnsi="Aptos" w:cs="Arial"/>
+        </w:rPr>
+        <w:t xml:space="preserve">may increase the frequency of interactions between the </w:t>
+      </w:r>
+      <w:proofErr w:type="spellStart"/>
+      <w:r>
+        <w:rPr>
+          <w:rFonts w:ascii="Aptos" w:hAnsi="Aptos" w:cs="Arial"/>
+          <w:i/>
+        </w:rPr>
+        <w:t>Blattabacterium</w:t>
+      </w:r>
+      <w:proofErr w:type="spellEnd"/>
+      <w:r>
+        <w:rPr>
+          <w:rFonts w:ascii="Aptos" w:hAnsi="Aptos" w:cs="Arial"/>
+          <w:i/>
+        </w:rPr>
+        <w:t xml:space="preserve"> </w:t>
+      </w:r>
+      <w:r>
+        <w:rPr>
+          <w:rFonts w:ascii="Aptos" w:hAnsi="Aptos" w:cs="Arial"/>
+        </w:rPr>
+        <w:t>genome and the cockroach germ-line cells</w:t>
+      </w:r>
+      <w:r>
+        <w:rPr>
+          <w:rFonts w:ascii="Aptos" w:hAnsi="Aptos" w:cs="Arial"/>
+        </w:rPr>
+        <w:t xml:space="preserve">. </w:t>
+      </w:r>
+      <w:r>
+        <w:rPr>
+          <w:rFonts w:ascii="Aptos" w:hAnsi="Aptos" w:cs="Arial"/>
+        </w:rPr>
+        <w:t xml:space="preserve">Assessing </w:t>
+      </w:r>
+      <w:r>
+        <w:rPr>
+          <w:rFonts w:ascii="Aptos" w:hAnsi="Aptos" w:cs="Arial"/>
+        </w:rPr>
+        <w:t xml:space="preserve">the </w:t>
+      </w:r>
+      <w:proofErr w:type="spellStart"/>
+      <w:r>
+        <w:rPr>
+          <w:rFonts w:ascii="Aptos" w:hAnsi="Aptos" w:cs="Arial"/>
+          <w:i/>
+        </w:rPr>
+        <w:t>Blattabacterium</w:t>
+      </w:r>
+      <w:proofErr w:type="spellEnd"/>
+      <w:r>
+        <w:rPr>
+          <w:rFonts w:ascii="Aptos" w:hAnsi="Aptos" w:cs="Arial"/>
+        </w:rPr>
+        <w:t xml:space="preserve"> load across </w:t>
+      </w:r>
+      <w:r>
+        <w:rPr>
+          <w:rFonts w:ascii="Aptos" w:hAnsi="Aptos" w:cs="Arial"/>
+        </w:rPr>
+        <w:t xml:space="preserve">cockroach </w:t>
+      </w:r>
+      <w:r>
+        <w:rPr>
+          <w:rFonts w:ascii="Aptos" w:hAnsi="Aptos" w:cs="Arial"/>
+        </w:rPr>
+        <w:t xml:space="preserve">species </w:t>
+      </w:r>
+      <w:r>
+        <w:rPr>
+          <w:rFonts w:ascii="Aptos" w:hAnsi="Aptos" w:cs="Arial"/>
+        </w:rPr>
+        <w:t xml:space="preserve">and </w:t>
+      </w:r>
+      <w:r>
+        <w:rPr>
+          <w:rFonts w:ascii="Aptos" w:hAnsi="Aptos" w:cs="Arial"/>
+        </w:rPr>
+        <w:t xml:space="preserve">life stages </w:t>
+      </w:r>
+      <w:r>
+        <w:rPr>
+          <w:rFonts w:ascii="Aptos" w:hAnsi="Aptos" w:cs="Arial"/>
+        </w:rPr>
+        <w:t>could</w:t>
+      </w:r>
+      <w:r>
+        <w:rPr>
+          <w:rFonts w:ascii="Aptos" w:hAnsi="Aptos" w:cs="Arial"/>
+        </w:rPr>
+        <w:t xml:space="preserve"> elucidate whether </w:t>
+      </w:r>
+      <w:r>
+        <w:rPr>
+          <w:rFonts w:ascii="Aptos" w:hAnsi="Aptos" w:cs="Arial"/>
+        </w:rPr>
+        <w:t>the number of such interactions is a critical factor influencing the prevalence of HGT</w:t>
+      </w:r>
+      <w:r>
+        <w:rPr>
+          <w:rFonts w:ascii="Aptos" w:hAnsi="Aptos" w:cs="Arial"/>
+        </w:rPr>
+        <w:t xml:space="preserve">. </w:t>
+      </w:r>
+      <w:proofErr w:type="spellStart"/>
+      <w:r>
+        <w:rPr>
+          <w:rFonts w:ascii="Aptos" w:hAnsi="Aptos" w:cs="Arial"/>
+        </w:rPr>
+        <w:t>Panesthiinae</w:t>
+      </w:r>
+      <w:proofErr w:type="spellEnd"/>
+      <w:r>
+        <w:rPr>
+          <w:rFonts w:ascii="Aptos" w:hAnsi="Aptos" w:cs="Arial"/>
+        </w:rPr>
+        <w:t xml:space="preserve"> may have </w:t>
+      </w:r>
+      <w:r>
+        <w:rPr>
+          <w:rFonts w:ascii="Aptos" w:hAnsi="Aptos" w:cs="Arial"/>
+        </w:rPr>
+        <w:t xml:space="preserve">also </w:t>
+      </w:r>
+      <w:r>
+        <w:rPr>
+          <w:rFonts w:ascii="Aptos" w:hAnsi="Aptos" w:cs="Arial"/>
+        </w:rPr>
+        <w:t xml:space="preserve">acquired numerous </w:t>
+      </w:r>
+      <w:r>
+        <w:rPr>
+          <w:rFonts w:ascii="Aptos" w:hAnsi="Aptos" w:cs="Arial"/>
+        </w:rPr>
+        <w:t xml:space="preserve">HGT inserts </w:t>
+      </w:r>
+      <w:r>
+        <w:rPr>
+          <w:rFonts w:ascii="Aptos" w:hAnsi="Aptos" w:cs="Arial"/>
+        </w:rPr>
+        <w:t xml:space="preserve">as a result of </w:t>
+      </w:r>
+      <w:r>
+        <w:rPr>
+          <w:rFonts w:ascii="Aptos" w:hAnsi="Aptos" w:cs="Arial"/>
+        </w:rPr>
+        <w:t>ad</w:t>
+      </w:r>
+      <w:r>
+        <w:rPr>
+          <w:rFonts w:ascii="Aptos" w:hAnsi="Aptos" w:cs="Arial"/>
+        </w:rPr>
+        <w:t>aptations</w:t>
+      </w:r>
+      <w:r>
+        <w:rPr>
+          <w:rFonts w:ascii="Aptos" w:hAnsi="Aptos" w:cs="Arial"/>
+        </w:rPr>
+        <w:t xml:space="preserve"> </w:t>
+      </w:r>
+      <w:r>
+        <w:rPr>
+          <w:rFonts w:ascii="Aptos" w:hAnsi="Aptos" w:cs="Arial"/>
+        </w:rPr>
+        <w:t xml:space="preserve">unique to this subfamily (e.g. </w:t>
+      </w:r>
+      <w:r>
+        <w:rPr>
+          <w:rFonts w:ascii="Aptos" w:hAnsi="Aptos" w:cs="Arial"/>
+        </w:rPr>
+        <w:t>Sabree</w:t>
+      </w:r>
+      <w:r>
+        <w:rPr>
+          <w:rFonts w:ascii="Aptos" w:hAnsi="Aptos" w:cs="Arial"/>
+        </w:rPr>
+        <w:t xml:space="preserve"> et al., 2009). </w:t>
+      </w:r>
+      <w:r>
+        <w:rPr>
+          <w:rFonts w:ascii="Aptos" w:hAnsi="Aptos" w:cs="Arial"/>
+        </w:rPr>
+        <w:t>Alternatively</w:t>
+      </w:r>
+      <w:r>
+        <w:rPr>
+          <w:rFonts w:ascii="Aptos" w:hAnsi="Aptos" w:cs="Arial"/>
+        </w:rPr>
+        <w:t xml:space="preserve">, our previous study </w:t>
+      </w:r>
+      <w:r>
+        <w:rPr>
+          <w:rFonts w:ascii="Aptos" w:hAnsi="Aptos" w:cs="Arial"/>
+        </w:rPr>
+        <w:t xml:space="preserve">(Ewart et al., 2024) </w:t>
+      </w:r>
+      <w:r>
+        <w:rPr>
+          <w:rFonts w:ascii="Aptos" w:hAnsi="Aptos" w:cs="Arial"/>
+        </w:rPr>
+        <w:t>found</w:t>
+      </w:r>
+      <w:r>
+        <w:rPr>
+          <w:rFonts w:ascii="Aptos" w:hAnsi="Aptos" w:cs="Arial"/>
+        </w:rPr>
+        <w:t xml:space="preserve"> that </w:t>
+      </w:r>
+      <w:proofErr w:type="spellStart"/>
+      <w:r>
+        <w:rPr>
+          <w:rFonts w:ascii="Aptos" w:hAnsi="Aptos" w:cs="Arial"/>
+        </w:rPr>
+        <w:t>Panesthiinae</w:t>
+      </w:r>
+      <w:proofErr w:type="spellEnd"/>
+      <w:r>
+        <w:rPr>
+          <w:rFonts w:ascii="Aptos" w:hAnsi="Aptos" w:cs="Arial"/>
+        </w:rPr>
+        <w:t xml:space="preserve"> </w:t>
+      </w:r>
+      <w:r>
+        <w:rPr>
+          <w:rFonts w:ascii="Aptos" w:hAnsi="Aptos" w:cs="Arial"/>
+        </w:rPr>
+        <w:t>exhibit</w:t>
+      </w:r>
+      <w:r>
+        <w:rPr>
+          <w:rFonts w:ascii="Aptos" w:hAnsi="Aptos" w:cs="Arial"/>
+        </w:rPr>
+        <w:t xml:space="preserve"> considerably more genome-wide relaxed selection </w:t>
+      </w:r>
+      <w:r>
+        <w:rPr>
+          <w:rFonts w:ascii="Aptos" w:hAnsi="Aptos" w:cs="Arial"/>
+        </w:rPr>
+        <w:t xml:space="preserve">compare to </w:t>
+      </w:r>
+      <w:r>
+        <w:rPr>
+          <w:rFonts w:ascii="Aptos" w:hAnsi="Aptos" w:cs="Arial"/>
+        </w:rPr>
+        <w:t>their relative</w:t>
+      </w:r>
+      <w:r>
+        <w:rPr>
+          <w:rFonts w:ascii="Aptos" w:hAnsi="Aptos" w:cs="Arial"/>
+        </w:rPr>
+        <w:t>s</w:t>
+      </w:r>
+      <w:r>
+        <w:rPr>
+          <w:rFonts w:ascii="Aptos" w:hAnsi="Aptos" w:cs="Arial"/>
+        </w:rPr>
+        <w:t xml:space="preserve">, </w:t>
+      </w:r>
+      <w:r>
+        <w:rPr>
+          <w:rFonts w:ascii="Aptos" w:hAnsi="Aptos" w:cs="Arial"/>
+        </w:rPr>
+        <w:t>hence</w:t>
+      </w:r>
+      <w:r>
+        <w:rPr>
+          <w:rFonts w:ascii="Aptos" w:hAnsi="Aptos" w:cs="Arial"/>
+        </w:rPr>
+        <w:t xml:space="preserve"> insufficient purifying selection </w:t>
+      </w:r>
+      <w:r>
+        <w:rPr>
+          <w:rFonts w:ascii="Aptos" w:hAnsi="Aptos" w:cs="Arial"/>
+        </w:rPr>
+        <w:t>could possibly allow many HGT inserts to persist in their genomes</w:t>
+      </w:r>
       <w:commentRangeStart w:id="18"/>
-      <w:commentRangeStart w:id="19"/>
-      <w:r>
-        <w:rPr>
-          <w:rFonts w:ascii="Aptos" w:hAnsi="Aptos" w:cs="Arial"/>
-        </w:rPr>
-        <w:t xml:space="preserve">, </w:t>
-      </w:r>
-      <w:proofErr w:type="spellStart"/>
-      <w:r>
-        <w:rPr>
-          <w:rFonts w:ascii="Aptos" w:hAnsi="Aptos" w:cs="Arial"/>
-        </w:rPr>
-        <w:t>Panesthiinae</w:t>
-      </w:r>
-      <w:proofErr w:type="spellEnd"/>
-      <w:r>
-        <w:rPr>
-          <w:rFonts w:ascii="Aptos" w:hAnsi="Aptos" w:cs="Arial"/>
-        </w:rPr>
-        <w:t xml:space="preserve"> have a long</w:t>
-      </w:r>
-      <w:r>
-        <w:rPr>
-          <w:rFonts w:ascii="Aptos" w:hAnsi="Aptos" w:cs="Arial"/>
-        </w:rPr>
-        <w:t>er</w:t>
-      </w:r>
-      <w:r>
-        <w:rPr>
-          <w:rFonts w:ascii="Aptos" w:hAnsi="Aptos" w:cs="Arial"/>
-        </w:rPr>
-        <w:t xml:space="preserve"> generation time</w:t>
+      <w:r>
+        <w:rPr>
+          <w:rFonts w:ascii="Aptos" w:hAnsi="Aptos" w:cs="Arial"/>
+        </w:rPr>
+        <w:t>.</w:t>
       </w:r>
       <w:commentRangeEnd w:id="18"/>
       <w:r>
@@ -3486,323 +3809,6 @@
           <w:rStyle w:val="CommentReference"/>
         </w:rPr>
         <w:commentReference w:id="18"/>
-      </w:r>
-      <w:commentRangeEnd w:id="19"/>
-      <w:r>
-        <w:rPr>
-          <w:rStyle w:val="CommentReference"/>
-        </w:rPr>
-        <w:commentReference w:id="19"/>
-      </w:r>
-      <w:r>
-        <w:rPr>
-          <w:rFonts w:ascii="Aptos" w:hAnsi="Aptos" w:cs="Arial"/>
-        </w:rPr>
-        <w:t xml:space="preserve">, which </w:t>
-      </w:r>
-      <w:r>
-        <w:rPr>
-          <w:rFonts w:ascii="Aptos" w:hAnsi="Aptos" w:cs="Arial"/>
-        </w:rPr>
-        <w:t xml:space="preserve">may increase the frequency of interactions between the </w:t>
-      </w:r>
-      <w:proofErr w:type="spellStart"/>
-      <w:r>
-        <w:rPr>
-          <w:rFonts w:ascii="Aptos" w:hAnsi="Aptos" w:cs="Arial"/>
-          <w:i/>
-        </w:rPr>
-        <w:t>Blattabacterium</w:t>
-      </w:r>
-      <w:proofErr w:type="spellEnd"/>
-      <w:r>
-        <w:rPr>
-          <w:rFonts w:ascii="Aptos" w:hAnsi="Aptos" w:cs="Arial"/>
-          <w:i/>
-        </w:rPr>
-        <w:t xml:space="preserve"> </w:t>
-      </w:r>
-      <w:r>
-        <w:rPr>
-          <w:rFonts w:ascii="Aptos" w:hAnsi="Aptos" w:cs="Arial"/>
-        </w:rPr>
-        <w:t>genome and the cockroach germ-line cells</w:t>
-      </w:r>
-      <w:r>
-        <w:rPr>
-          <w:rFonts w:ascii="Aptos" w:hAnsi="Aptos" w:cs="Arial"/>
-        </w:rPr>
-        <w:t xml:space="preserve">. </w:t>
-      </w:r>
-      <w:r>
-        <w:rPr>
-          <w:rFonts w:ascii="Aptos" w:hAnsi="Aptos" w:cs="Arial"/>
-        </w:rPr>
-        <w:t xml:space="preserve">Assessing </w:t>
-      </w:r>
-      <w:r>
-        <w:rPr>
-          <w:rFonts w:ascii="Aptos" w:hAnsi="Aptos" w:cs="Arial"/>
-        </w:rPr>
-        <w:t xml:space="preserve">the </w:t>
-      </w:r>
-      <w:proofErr w:type="spellStart"/>
-      <w:r>
-        <w:rPr>
-          <w:rFonts w:ascii="Aptos" w:hAnsi="Aptos" w:cs="Arial"/>
-          <w:i/>
-        </w:rPr>
-        <w:t>Blattabacterium</w:t>
-      </w:r>
-      <w:proofErr w:type="spellEnd"/>
-      <w:r>
-        <w:rPr>
-          <w:rFonts w:ascii="Aptos" w:hAnsi="Aptos" w:cs="Arial"/>
-        </w:rPr>
-        <w:t xml:space="preserve"> load across </w:t>
-      </w:r>
-      <w:r>
-        <w:rPr>
-          <w:rFonts w:ascii="Aptos" w:hAnsi="Aptos" w:cs="Arial"/>
-        </w:rPr>
-        <w:t xml:space="preserve">cockroach </w:t>
-      </w:r>
-      <w:r>
-        <w:rPr>
-          <w:rFonts w:ascii="Aptos" w:hAnsi="Aptos" w:cs="Arial"/>
-        </w:rPr>
-        <w:t xml:space="preserve">species </w:t>
-      </w:r>
-      <w:r>
-        <w:rPr>
-          <w:rFonts w:ascii="Aptos" w:hAnsi="Aptos" w:cs="Arial"/>
-        </w:rPr>
-        <w:t xml:space="preserve">and </w:t>
-      </w:r>
-      <w:r>
-        <w:rPr>
-          <w:rFonts w:ascii="Aptos" w:hAnsi="Aptos" w:cs="Arial"/>
-        </w:rPr>
-        <w:t xml:space="preserve">life stages </w:t>
-      </w:r>
-      <w:r>
-        <w:rPr>
-          <w:rFonts w:ascii="Aptos" w:hAnsi="Aptos" w:cs="Arial"/>
-        </w:rPr>
-        <w:t>could</w:t>
-      </w:r>
-      <w:r>
-        <w:rPr>
-          <w:rFonts w:ascii="Aptos" w:hAnsi="Aptos" w:cs="Arial"/>
-        </w:rPr>
-        <w:t xml:space="preserve"> elucidate whether </w:t>
-      </w:r>
-      <w:r>
-        <w:rPr>
-          <w:rFonts w:ascii="Aptos" w:hAnsi="Aptos" w:cs="Arial"/>
-        </w:rPr>
-        <w:t xml:space="preserve">the number of such interactions is a critical </w:t>
-      </w:r>
-      <w:r>
-        <w:rPr>
-          <w:rFonts w:ascii="Aptos" w:hAnsi="Aptos" w:cs="Arial"/>
-        </w:rPr>
-        <w:lastRenderedPageBreak/>
-        <w:t>factor influencing the prevalence of HGT</w:t>
-      </w:r>
-      <w:r>
-        <w:rPr>
-          <w:rFonts w:ascii="Aptos" w:hAnsi="Aptos" w:cs="Arial"/>
-        </w:rPr>
-        <w:t xml:space="preserve">. </w:t>
-      </w:r>
-      <w:proofErr w:type="spellStart"/>
-      <w:r>
-        <w:rPr>
-          <w:rFonts w:ascii="Aptos" w:hAnsi="Aptos" w:cs="Arial"/>
-        </w:rPr>
-        <w:t>Panesthiinae</w:t>
-      </w:r>
-      <w:proofErr w:type="spellEnd"/>
-      <w:r>
-        <w:rPr>
-          <w:rFonts w:ascii="Aptos" w:hAnsi="Aptos" w:cs="Arial"/>
-        </w:rPr>
-        <w:t xml:space="preserve"> may have </w:t>
-      </w:r>
-      <w:r>
-        <w:rPr>
-          <w:rFonts w:ascii="Aptos" w:hAnsi="Aptos" w:cs="Arial"/>
-        </w:rPr>
-        <w:t xml:space="preserve">also </w:t>
-      </w:r>
-      <w:r>
-        <w:rPr>
-          <w:rFonts w:ascii="Aptos" w:hAnsi="Aptos" w:cs="Arial"/>
-        </w:rPr>
-        <w:t xml:space="preserve">acquired numerous </w:t>
-      </w:r>
-      <w:r>
-        <w:rPr>
-          <w:rFonts w:ascii="Aptos" w:hAnsi="Aptos" w:cs="Arial"/>
-        </w:rPr>
-        <w:t xml:space="preserve">HGT inserts </w:t>
-      </w:r>
-      <w:r>
-        <w:rPr>
-          <w:rFonts w:ascii="Aptos" w:hAnsi="Aptos" w:cs="Arial"/>
-        </w:rPr>
-        <w:t xml:space="preserve">as a result of </w:t>
-      </w:r>
-      <w:r>
-        <w:rPr>
-          <w:rFonts w:ascii="Aptos" w:hAnsi="Aptos" w:cs="Arial"/>
-        </w:rPr>
-        <w:t>ad</w:t>
-      </w:r>
-      <w:r>
-        <w:rPr>
-          <w:rFonts w:ascii="Aptos" w:hAnsi="Aptos" w:cs="Arial"/>
-        </w:rPr>
-        <w:t>aptations</w:t>
-      </w:r>
-      <w:r>
-        <w:rPr>
-          <w:rFonts w:ascii="Aptos" w:hAnsi="Aptos" w:cs="Arial"/>
-        </w:rPr>
-        <w:t xml:space="preserve"> </w:t>
-      </w:r>
-      <w:r>
-        <w:rPr>
-          <w:rFonts w:ascii="Aptos" w:hAnsi="Aptos" w:cs="Arial"/>
-        </w:rPr>
-        <w:t xml:space="preserve">unique to this subfamily (e.g. </w:t>
-      </w:r>
-      <w:proofErr w:type="spellStart"/>
-      <w:r>
-        <w:rPr>
-          <w:rFonts w:ascii="Aptos" w:hAnsi="Aptos" w:cs="Arial"/>
-        </w:rPr>
-        <w:t>Sabree</w:t>
-      </w:r>
-      <w:proofErr w:type="spellEnd"/>
-      <w:r>
-        <w:rPr>
-          <w:rFonts w:ascii="Aptos" w:hAnsi="Aptos" w:cs="Arial"/>
-        </w:rPr>
-        <w:t xml:space="preserve"> et al., 2009). </w:t>
-      </w:r>
-      <w:r>
-        <w:rPr>
-          <w:rFonts w:ascii="Aptos" w:hAnsi="Aptos" w:cs="Arial"/>
-        </w:rPr>
-        <w:t>Alternatively</w:t>
-      </w:r>
-      <w:r>
-        <w:rPr>
-          <w:rFonts w:ascii="Aptos" w:hAnsi="Aptos" w:cs="Arial"/>
-        </w:rPr>
-        <w:t xml:space="preserve">, our previous study </w:t>
-      </w:r>
-      <w:r>
-        <w:rPr>
-          <w:rFonts w:ascii="Aptos" w:hAnsi="Aptos" w:cs="Arial"/>
-        </w:rPr>
-        <w:t xml:space="preserve">(Ewart et al., 2024) </w:t>
-      </w:r>
-      <w:r>
-        <w:rPr>
-          <w:rFonts w:ascii="Aptos" w:hAnsi="Aptos" w:cs="Arial"/>
-        </w:rPr>
-        <w:t>found</w:t>
-      </w:r>
-      <w:r>
-        <w:rPr>
-          <w:rFonts w:ascii="Aptos" w:hAnsi="Aptos" w:cs="Arial"/>
-        </w:rPr>
-        <w:t xml:space="preserve"> that </w:t>
-      </w:r>
-      <w:proofErr w:type="spellStart"/>
-      <w:r>
-        <w:rPr>
-          <w:rFonts w:ascii="Aptos" w:hAnsi="Aptos" w:cs="Arial"/>
-        </w:rPr>
-        <w:t>Panesthiinae</w:t>
-      </w:r>
-      <w:proofErr w:type="spellEnd"/>
-      <w:r>
-        <w:rPr>
-          <w:rFonts w:ascii="Aptos" w:hAnsi="Aptos" w:cs="Arial"/>
-        </w:rPr>
-        <w:t xml:space="preserve"> </w:t>
-      </w:r>
-      <w:r>
-        <w:rPr>
-          <w:rFonts w:ascii="Aptos" w:hAnsi="Aptos" w:cs="Arial"/>
-        </w:rPr>
-        <w:t>exhibit</w:t>
-      </w:r>
-      <w:r>
-        <w:rPr>
-          <w:rFonts w:ascii="Aptos" w:hAnsi="Aptos" w:cs="Arial"/>
-        </w:rPr>
-        <w:t xml:space="preserve"> considerably more genome-wide relaxed selection </w:t>
-      </w:r>
-      <w:r>
-        <w:rPr>
-          <w:rFonts w:ascii="Aptos" w:hAnsi="Aptos" w:cs="Arial"/>
-        </w:rPr>
-        <w:t xml:space="preserve">compare to </w:t>
-      </w:r>
-      <w:r>
-        <w:rPr>
-          <w:rFonts w:ascii="Aptos" w:hAnsi="Aptos" w:cs="Arial"/>
-        </w:rPr>
-        <w:t>their relative</w:t>
-      </w:r>
-      <w:r>
-        <w:rPr>
-          <w:rFonts w:ascii="Aptos" w:hAnsi="Aptos" w:cs="Arial"/>
-        </w:rPr>
-        <w:t>s</w:t>
-      </w:r>
-      <w:r>
-        <w:rPr>
-          <w:rFonts w:ascii="Aptos" w:hAnsi="Aptos" w:cs="Arial"/>
-        </w:rPr>
-        <w:t xml:space="preserve">, </w:t>
-      </w:r>
-      <w:r>
-        <w:rPr>
-          <w:rFonts w:ascii="Aptos" w:hAnsi="Aptos" w:cs="Arial"/>
-        </w:rPr>
-        <w:t>hence</w:t>
-      </w:r>
-      <w:r>
-        <w:rPr>
-          <w:rFonts w:ascii="Aptos" w:hAnsi="Aptos" w:cs="Arial"/>
-        </w:rPr>
-        <w:t xml:space="preserve"> insufficient purifying selection </w:t>
-      </w:r>
-      <w:r>
-        <w:rPr>
-          <w:rFonts w:ascii="Aptos" w:hAnsi="Aptos" w:cs="Arial"/>
-        </w:rPr>
-        <w:t>could possibly allow many HGT inserts to persist in their genomes</w:t>
-      </w:r>
-      <w:commentRangeStart w:id="20"/>
-      <w:r>
-        <w:rPr>
-          <w:rFonts w:ascii="Aptos" w:hAnsi="Aptos" w:cs="Arial"/>
-        </w:rPr>
-        <w:t>.</w:t>
-      </w:r>
-      <w:commentRangeEnd w:id="20"/>
-      <w:r>
-        <w:rPr>
-          <w:rStyle w:val="CommentReference"/>
-        </w:rPr>
-        <w:commentReference w:id="20"/>
       </w:r>
     </w:p>
     <w:p>
@@ -4137,7 +4143,7 @@
       <w:r>
         <w:br/>
       </w:r>
-      <w:hyperlink r:id="rId8" w:history="1">
+      <w:hyperlink r:id="rId9" w:history="1">
         <w:r>
           <w:rPr>
             <w:rStyle w:val="Hyperlink"/>
@@ -4156,15 +4162,7 @@
         <w:jc w:val="both"/>
       </w:pPr>
       <w:r>
-        <w:t xml:space="preserve">Villa, T. G., &amp; </w:t>
-      </w:r>
-      <w:proofErr w:type="spellStart"/>
-      <w:r>
-        <w:t>Viñas</w:t>
-      </w:r>
-      <w:proofErr w:type="spellEnd"/>
-      <w:r>
-        <w:t xml:space="preserve"> (2019). </w:t>
+        <w:t xml:space="preserve">Villa, T. G., &amp; Viñas (2019). </w:t>
       </w:r>
       <w:r>
         <w:rPr>
@@ -4185,13 +4183,8 @@
         </w:numPr>
         <w:jc w:val="both"/>
       </w:pPr>
-      <w:proofErr w:type="spellStart"/>
-      <w:r>
-        <w:t>Husnik</w:t>
-      </w:r>
-      <w:proofErr w:type="spellEnd"/>
-      <w:r>
-        <w:t>, F., &amp; McCutcheon, J. P. (2018). Functional horizontal gene transfer from bacteria to eukaryotes. Nature Reviews Microbiology, 16(2), 67-79.</w:t>
+      <w:r>
+        <w:t>Husnik, F., &amp; McCutcheon, J. P. (2018). Functional horizontal gene transfer from bacteria to eukaryotes. Nature Reviews Microbiology, 16(2), 67-79.</w:t>
       </w:r>
       <w:r>
         <w:br/>
@@ -4211,6 +4204,7 @@
         <w:rPr>
           <w:lang w:val="fi-FI"/>
         </w:rPr>
+        <w:lastRenderedPageBreak/>
         <w:t xml:space="preserve">Van Etten, J., &amp; Bhattacharya, D. (2020). </w:t>
       </w:r>
       <w:r>
@@ -4242,7 +4236,7 @@
       <w:r>
         <w:br/>
       </w:r>
-      <w:hyperlink r:id="rId9" w:history="1">
+      <w:hyperlink r:id="rId10" w:history="1">
         <w:r>
           <w:rPr>
             <w:rStyle w:val="Hyperlink"/>
@@ -4275,16 +4269,12 @@
       </w:r>
       <w:proofErr w:type="spellEnd"/>
       <w:r>
-        <w:t xml:space="preserve"> between diverse dictyopteran lineages and their intracellular </w:t>
-      </w:r>
-      <w:r>
-        <w:lastRenderedPageBreak/>
-        <w:t>endosymbionts. Molecular Biology and Evolution, 20(6), 907-913.</w:t>
+        <w:t xml:space="preserve"> between diverse dictyopteran lineages and their intracellular endosymbionts. Molecular Biology and Evolution, 20(6), 907-913.</w:t>
       </w:r>
       <w:r>
         <w:br/>
       </w:r>
-      <w:hyperlink r:id="rId10" w:history="1">
+      <w:hyperlink r:id="rId11" w:history="1">
         <w:r>
           <w:rPr>
             <w:rStyle w:val="Hyperlink"/>
@@ -4339,7 +4329,7 @@
       <w:r>
         <w:br/>
       </w:r>
-      <w:hyperlink r:id="rId11" w:history="1">
+      <w:hyperlink r:id="rId12" w:history="1">
         <w:r>
           <w:rPr>
             <w:rStyle w:val="Hyperlink"/>
@@ -4369,7 +4359,7 @@
       <w:r>
         <w:br/>
       </w:r>
-      <w:hyperlink r:id="rId12" w:history="1">
+      <w:hyperlink r:id="rId13" w:history="1">
         <w:r>
           <w:rPr>
             <w:rStyle w:val="Hyperlink"/>
@@ -4401,36 +4391,28 @@
       </w:r>
       <w:proofErr w:type="spellEnd"/>
       <w:r>
-        <w:t xml:space="preserve">, S. J., Power, S., </w:t>
+        <w:t xml:space="preserve">, S. J., Power, S., Pippel, M., Carthy, S., </w:t>
       </w:r>
       <w:proofErr w:type="spellStart"/>
       <w:r>
-        <w:t>Pippel</w:t>
+        <w:t>Haerty</w:t>
       </w:r>
       <w:proofErr w:type="spellEnd"/>
       <w:r>
-        <w:t xml:space="preserve">, M., Carthy, S., </w:t>
+        <w:t xml:space="preserve">, W., ... &amp; Huang, Z. (2024). Comparative genome </w:t>
       </w:r>
       <w:proofErr w:type="spellStart"/>
       <w:r>
-        <w:t>Haerty</w:t>
+        <w:t>microsynteny</w:t>
       </w:r>
       <w:proofErr w:type="spellEnd"/>
       <w:r>
-        <w:t xml:space="preserve">, W., ... &amp; Huang, Z. (2024). Comparative genome </w:t>
-      </w:r>
-      <w:proofErr w:type="spellStart"/>
-      <w:r>
-        <w:t>microsynteny</w:t>
-      </w:r>
-      <w:proofErr w:type="spellEnd"/>
-      <w:r>
         <w:t xml:space="preserve"> illuminates the fast evolution of nuclear mitochondrial segments (NUMTs) in mammals. Molecular biology and evolution, 41(1), msad278.</w:t>
       </w:r>
       <w:r>
         <w:br/>
       </w:r>
-      <w:hyperlink r:id="rId13" w:history="1">
+      <w:hyperlink r:id="rId14" w:history="1">
         <w:r>
           <w:rPr>
             <w:rStyle w:val="Hyperlink"/>
@@ -4470,15 +4452,7 @@
         <w:jc w:val="both"/>
       </w:pPr>
       <w:r>
-        <w:t xml:space="preserve">Evangelista, D. A., </w:t>
-      </w:r>
-      <w:proofErr w:type="spellStart"/>
-      <w:r>
-        <w:t>Wipfler</w:t>
-      </w:r>
-      <w:proofErr w:type="spellEnd"/>
-      <w:r>
-        <w:t xml:space="preserve">, B., </w:t>
+        <w:t xml:space="preserve">Evangelista, D. A., Wipfler, B., </w:t>
       </w:r>
       <w:proofErr w:type="spellStart"/>
       <w:r>
@@ -4513,7 +4487,7 @@
 </file>
 
 <file path=word/comments.xml><?xml version="1.0" encoding="utf-8"?>
-<w:comments xmlns:wpc="http://schemas.microsoft.com/office/word/2010/wordprocessingCanvas" xmlns:cx="http://schemas.microsoft.com/office/drawing/2014/chartex" xmlns:cx1="http://schemas.microsoft.com/office/drawing/2015/9/8/chartex" xmlns:cx2="http://schemas.microsoft.com/office/drawing/2015/10/21/chartex" xmlns:cx3="http://schemas.microsoft.com/office/drawing/2016/5/9/chartex" xmlns:cx4="http://schemas.microsoft.com/office/drawing/2016/5/10/chartex" xmlns:cx5="http://schemas.microsoft.com/office/drawing/2016/5/11/chartex" xmlns:cx6="http://schemas.microsoft.com/office/drawing/2016/5/12/chartex" xmlns:cx7="http://schemas.microsoft.com/office/drawing/2016/5/13/chartex" xmlns:cx8="http://schemas.microsoft.com/office/drawing/2016/5/14/chartex" xmlns:mc="http://schemas.openxmlformats.org/markup-compatibility/2006" xmlns:aink="http://schemas.microsoft.com/office/drawing/2016/ink" xmlns:am3d="http://schemas.microsoft.com/office/drawing/2017/model3d" xmlns:o="urn:schemas-microsoft-com:office:office" xmlns:r="http://schemas.openxmlformats.org/officeDocument/2006/relationships" xmlns:m="http://schemas.openxmlformats.org/officeDocument/2006/math" xmlns:v="urn:schemas-microsoft-com:vml" xmlns:wp14="http://schemas.microsoft.com/office/word/2010/wordprocessingDrawing" xmlns:wp="http://schemas.openxmlformats.org/drawingml/2006/wordprocessingDrawing" xmlns:w10="urn:schemas-microsoft-com:office:word" xmlns:w="http://schemas.openxmlformats.org/wordprocessingml/2006/main" xmlns:w14="http://schemas.microsoft.com/office/word/2010/wordml" xmlns:w15="http://schemas.microsoft.com/office/word/2012/wordml" xmlns:w16cid="http://schemas.microsoft.com/office/word/2016/wordml/cid" xmlns:w16se="http://schemas.microsoft.com/office/word/2015/wordml/symex" xmlns:wpg="http://schemas.microsoft.com/office/word/2010/wordprocessingGroup" xmlns:wpi="http://schemas.microsoft.com/office/word/2010/wordprocessingInk" xmlns:wne="http://schemas.microsoft.com/office/word/2006/wordml" xmlns:wps="http://schemas.microsoft.com/office/word/2010/wordprocessingShape" mc:Ignorable="w14 w15 w16se w16cid wp14">
+<w:comments xmlns:wpc="http://schemas.microsoft.com/office/word/2010/wordprocessingCanvas" xmlns:cx="http://schemas.microsoft.com/office/drawing/2014/chartex" xmlns:cx1="http://schemas.microsoft.com/office/drawing/2015/9/8/chartex" xmlns:cx2="http://schemas.microsoft.com/office/drawing/2015/10/21/chartex" xmlns:cx3="http://schemas.microsoft.com/office/drawing/2016/5/9/chartex" xmlns:cx4="http://schemas.microsoft.com/office/drawing/2016/5/10/chartex" xmlns:cx5="http://schemas.microsoft.com/office/drawing/2016/5/11/chartex" xmlns:cx6="http://schemas.microsoft.com/office/drawing/2016/5/12/chartex" xmlns:cx7="http://schemas.microsoft.com/office/drawing/2016/5/13/chartex" xmlns:cx8="http://schemas.microsoft.com/office/drawing/2016/5/14/chartex" xmlns:mc="http://schemas.openxmlformats.org/markup-compatibility/2006" xmlns:aink="http://schemas.microsoft.com/office/drawing/2016/ink" xmlns:am3d="http://schemas.microsoft.com/office/drawing/2017/model3d" xmlns:o="urn:schemas-microsoft-com:office:office" xmlns:oel="http://schemas.microsoft.com/office/2019/extlst" xmlns:r="http://schemas.openxmlformats.org/officeDocument/2006/relationships" xmlns:m="http://schemas.openxmlformats.org/officeDocument/2006/math" xmlns:v="urn:schemas-microsoft-com:vml" xmlns:wp14="http://schemas.microsoft.com/office/word/2010/wordprocessingDrawing" xmlns:wp="http://schemas.openxmlformats.org/drawingml/2006/wordprocessingDrawing" xmlns:w10="urn:schemas-microsoft-com:office:word" xmlns:w="http://schemas.openxmlformats.org/wordprocessingml/2006/main" xmlns:w14="http://schemas.microsoft.com/office/word/2010/wordml" xmlns:w15="http://schemas.microsoft.com/office/word/2012/wordml" xmlns:w16cex="http://schemas.microsoft.com/office/word/2018/wordml/cex" xmlns:w16cid="http://schemas.microsoft.com/office/word/2016/wordml/cid" xmlns:w16="http://schemas.microsoft.com/office/word/2018/wordml" xmlns:w16du="http://schemas.microsoft.com/office/word/2023/wordml/word16du" xmlns:w16sdtdh="http://schemas.microsoft.com/office/word/2020/wordml/sdtdatahash" xmlns:w16sdtfl="http://schemas.microsoft.com/office/word/2024/wordml/sdtformatlock" xmlns:w16se="http://schemas.microsoft.com/office/word/2015/wordml/symex" xmlns:wpg="http://schemas.microsoft.com/office/word/2010/wordprocessingGroup" xmlns:wpi="http://schemas.microsoft.com/office/word/2010/wordprocessingInk" xmlns:wne="http://schemas.microsoft.com/office/word/2006/wordml" xmlns:wps="http://schemas.microsoft.com/office/word/2010/wordprocessingShape" mc:Ignorable="w14 w15 w16se w16cid w16 w16cex w16sdtdh w16sdtfl w16du wp14">
   <w:comment w:id="0" w:author="Kyle Ewart" w:date="2024-11-27T15:44:00Z" w:initials="KE">
     <w:p>
       <w:pPr>
@@ -4545,11 +4519,33 @@
         <w:pStyle w:val="CommentText"/>
       </w:pPr>
       <w:r>
-        <w:t>It’s probably a bit long as is (though we might convert this to a ‘Report’ anyway).</w:t>
+        <w:t>It’s probably a bit long as is</w:t>
+      </w:r>
+      <w:r>
+        <w:t>…</w:t>
+      </w:r>
+    </w:p>
+    <w:p>
+      <w:pPr>
+        <w:pStyle w:val="CommentText"/>
+      </w:pPr>
+    </w:p>
+    <w:p>
+      <w:pPr>
+        <w:pStyle w:val="CommentText"/>
+      </w:pPr>
+      <w:r>
+        <w:t xml:space="preserve">Note, this structure may change if we convert this manuscript into a </w:t>
+      </w:r>
+      <w:r>
+        <w:t>‘Report’</w:t>
+      </w:r>
+      <w:r>
+        <w:t>.</w:t>
       </w:r>
     </w:p>
   </w:comment>
-  <w:comment w:id="1" w:author="Kyle Ewart" w:date="2024-12-01T20:27:00Z" w:initials="KE">
+  <w:comment w:id="1" w:author="Kyle Ewart" w:date="2025-06-09T12:24:00Z" w:initials="KE">
     <w:p>
       <w:pPr>
         <w:pStyle w:val="CommentText"/>
@@ -4561,17 +4557,36 @@
         <w:annotationRef/>
       </w:r>
       <w:r>
+        <w:t>This is excluding the termite genomes.</w:t>
+      </w:r>
+    </w:p>
+  </w:comment>
+  <w:comment w:id="2" w:author="Kyle Ewart" w:date="2024-12-01T20:27:00Z" w:initials="KE">
+    <w:p>
+      <w:pPr>
+        <w:pStyle w:val="CommentText"/>
+      </w:pPr>
+      <w:r>
+        <w:rPr>
+          <w:rStyle w:val="CommentReference"/>
+        </w:rPr>
+        <w:annotationRef/>
+      </w:r>
+      <w:r>
         <w:t xml:space="preserve">We could change to 200 </w:t>
       </w:r>
       <w:r>
         <w:t>to just report</w:t>
       </w:r>
       <w:r>
-        <w:t xml:space="preserve"> the oldest ones.</w:t>
+        <w:t xml:space="preserve"> the oldest ones</w:t>
+      </w:r>
+      <w:r>
+        <w:t>, or we could put ££</w:t>
       </w:r>
     </w:p>
   </w:comment>
-  <w:comment w:id="2" w:author="Kyle Ewart" w:date="2024-12-01T13:15:00Z" w:initials="KE">
+  <w:comment w:id="3" w:author="Kyle Ewart" w:date="2024-11-29T16:04:00Z" w:initials="KE">
     <w:p>
       <w:pPr>
         <w:pStyle w:val="CommentText"/>
@@ -4583,37 +4598,169 @@
         <w:annotationRef/>
       </w:r>
       <w:r>
-        <w:t xml:space="preserve">This could be changed to ‘functional importance’ – </w:t>
-      </w:r>
-      <w:r>
-        <w:t xml:space="preserve">but </w:t>
-      </w:r>
-      <w:r>
-        <w:t>I</w:t>
-      </w:r>
-      <w:r>
-        <w:t>’ve</w:t>
-      </w:r>
-      <w:r>
-        <w:t xml:space="preserve"> left </w:t>
-      </w:r>
-      <w:r>
-        <w:t>this</w:t>
-      </w:r>
+        <w:t>Could possibly add a reference here to one of the review papers describing mechanisms of HGT.</w:t>
+      </w:r>
+    </w:p>
+  </w:comment>
+  <w:comment w:id="4" w:author="Kyle Ewart" w:date="2025-01-07T14:56:00Z" w:initials="KE">
+    <w:p>
+      <w:pPr>
+        <w:pStyle w:val="CommentText"/>
+      </w:pPr>
+      <w:r>
+        <w:rPr>
+          <w:rStyle w:val="CommentReference"/>
+        </w:rPr>
+        <w:annotationRef/>
+      </w:r>
+      <w:r>
+        <w:t>I’ve elaborated these possible alternate thresholds in the supp material.</w:t>
+      </w:r>
+    </w:p>
+  </w:comment>
+  <w:comment w:id="5" w:author="Kyle Ewart" w:date="2024-12-02T22:58:00Z" w:initials="KE">
+    <w:p>
+      <w:pPr>
+        <w:pStyle w:val="CommentText"/>
+      </w:pPr>
+      <w:r>
+        <w:rPr>
+          <w:rStyle w:val="CommentReference"/>
+        </w:rPr>
+        <w:annotationRef/>
+      </w:r>
+      <w:r>
+        <w:t>We could possibly save this for a revision?</w:t>
+      </w:r>
+    </w:p>
+  </w:comment>
+  <w:comment w:id="6" w:author="Nathan Lo" w:date="2024-12-10T08:29:00Z" w:initials="NL">
+    <w:p>
+      <w:pPr>
+        <w:pStyle w:val="CommentText"/>
+      </w:pPr>
+      <w:r>
+        <w:rPr>
+          <w:rStyle w:val="CommentReference"/>
+        </w:rPr>
+        <w:annotationRef/>
+      </w:r>
+      <w:r>
+        <w:t>Possibly, yes. Or we might just do a few PCRs</w:t>
+      </w:r>
+      <w:r>
+        <w:t xml:space="preserve"> to say we’ve done it. Won’t take long. </w:t>
+      </w:r>
+    </w:p>
+  </w:comment>
+  <w:comment w:id="7" w:author="Kyle Ewart" w:date="2025-01-07T14:57:00Z" w:initials="KE">
+    <w:p>
+      <w:pPr>
+        <w:pStyle w:val="CommentText"/>
+      </w:pPr>
+      <w:r>
+        <w:rPr>
+          <w:rStyle w:val="CommentReference"/>
+        </w:rPr>
+        <w:annotationRef/>
+      </w:r>
+      <w:r>
+        <w:t xml:space="preserve">i.e. </w:t>
+      </w:r>
+      <w:proofErr w:type="spellStart"/>
+      <w:r>
+        <w:t>Zhuzhi’s</w:t>
+      </w:r>
+      <w:proofErr w:type="spellEnd"/>
+      <w:r>
+        <w:t xml:space="preserve"> analyses</w:t>
+      </w:r>
+    </w:p>
+  </w:comment>
+  <w:comment w:id="8" w:author="Kyle Ewart" w:date="2025-01-07T14:58:00Z" w:initials="KE">
+    <w:p>
+      <w:pPr>
+        <w:pStyle w:val="CommentText"/>
+      </w:pPr>
+      <w:r>
+        <w:rPr>
+          <w:rStyle w:val="CommentReference"/>
+        </w:rPr>
+        <w:annotationRef/>
+      </w:r>
+      <w:r>
+        <w:t>To confirm with Leo’s analyses.</w:t>
+      </w:r>
+    </w:p>
+  </w:comment>
+  <w:comment w:id="9" w:author="Microsoft Office User" w:date="2025-03-27T20:15:00Z" w:initials="MOU">
+    <w:p>
+      <w:pPr>
+        <w:pStyle w:val="CommentText"/>
+      </w:pPr>
+      <w:r>
+        <w:rPr>
+          <w:rStyle w:val="CommentReference"/>
+        </w:rPr>
+        <w:annotationRef/>
+      </w:r>
+      <w:r>
+        <w:t>How about just tandem repeats</w:t>
+      </w:r>
+    </w:p>
+  </w:comment>
+  <w:comment w:id="10" w:author="Kyle Ewart" w:date="2024-12-01T20:23:00Z" w:initials="KE">
+    <w:p>
+      <w:pPr>
+        <w:pStyle w:val="CommentText"/>
+      </w:pPr>
+      <w:r>
+        <w:rPr>
+          <w:rStyle w:val="CommentReference"/>
+        </w:rPr>
+        <w:annotationRef/>
+      </w:r>
+      <w:r>
+        <w:t xml:space="preserve">I assume for this we would just want to count the number of inserts that are in </w:t>
+      </w:r>
+      <w:proofErr w:type="spellStart"/>
+      <w:r>
+        <w:t>Panesthia</w:t>
+      </w:r>
+      <w:proofErr w:type="spellEnd"/>
       <w:r>
         <w:t xml:space="preserve"> </w:t>
       </w:r>
-      <w:proofErr w:type="gramStart"/>
-      <w:r>
-        <w:t>more vague</w:t>
-      </w:r>
-      <w:proofErr w:type="gramEnd"/>
-      <w:r>
-        <w:t xml:space="preserve"> to open opportunities later on to discuss insufficient purifying selection (i.e. the relaxed selection story), and what these old inserts mean for future evolutionary analyses based putatively neutral regions (e.g. they are going to severely skew phylogenetic signals etc.).</w:t>
+      <w:r>
+        <w:t xml:space="preserve">cribrate and /or </w:t>
+      </w:r>
+      <w:proofErr w:type="spellStart"/>
+      <w:r>
+        <w:t>Panesthia</w:t>
+      </w:r>
+      <w:proofErr w:type="spellEnd"/>
+      <w:r>
+        <w:t xml:space="preserve"> </w:t>
+      </w:r>
+      <w:proofErr w:type="spellStart"/>
+      <w:r>
+        <w:t>lata</w:t>
+      </w:r>
+      <w:proofErr w:type="spellEnd"/>
+      <w:r>
+        <w:t xml:space="preserve"> that are also in at least one of the other </w:t>
+      </w:r>
+      <w:proofErr w:type="spellStart"/>
+      <w:r>
+        <w:t>Panesthiinae</w:t>
+      </w:r>
+      <w:proofErr w:type="spellEnd"/>
+      <w:r>
+        <w:t xml:space="preserve"> species. </w:t>
       </w:r>
     </w:p>
   </w:comment>
-  <w:comment w:id="3" w:author="Nathan Lo" w:date="2024-12-10T07:03:00Z" w:initials="NL">
+  <w:comment w:id="11" w:author="Nathan Lo" w:date="2024-12-10T08:35:00Z" w:initials="NL">
     <w:p>
       <w:pPr>
         <w:pStyle w:val="CommentText"/>
@@ -4625,11 +4772,11 @@
         <w:annotationRef/>
       </w:r>
       <w:r>
-        <w:t>Good option</w:t>
+        <w:t xml:space="preserve">Yes, but we’d have to demonstrate they are in the same area of the genome (i.e. homologous flanking regions). </w:t>
       </w:r>
     </w:p>
   </w:comment>
-  <w:comment w:id="4" w:author="Kyle Ewart" w:date="2024-11-29T16:04:00Z" w:initials="KE">
+  <w:comment w:id="12" w:author="Kyle Ewart" w:date="2024-12-01T20:21:00Z" w:initials="KE">
     <w:p>
       <w:pPr>
         <w:pStyle w:val="CommentText"/>
@@ -4641,11 +4788,34 @@
         <w:annotationRef/>
       </w:r>
       <w:r>
-        <w:t>Could possibly add a reference here to one of the review papers describing mechanisms of HGT.</w:t>
+        <w:t xml:space="preserve">Possibly remove if we are over-reaching with the number of assumptions we are building on. </w:t>
+      </w:r>
+    </w:p>
+    <w:p>
+      <w:pPr>
+        <w:pStyle w:val="CommentText"/>
+      </w:pPr>
+      <w:r>
+        <w:t>T</w:t>
+      </w:r>
+      <w:r>
+        <w:t xml:space="preserve">his rate will be strongly influenced by inserts that are quickly lost. We could possibly say ‘fixed’ inserts, and just consider the ancestral inserts at each of the nodes. I think the genome completeness might be an issue here </w:t>
+      </w:r>
+      <w:r>
+        <w:t>as well</w:t>
+      </w:r>
+      <w:r>
+        <w:t xml:space="preserve"> (some genomes are obviously less complete than others</w:t>
+      </w:r>
+      <w:r>
+        <w:t>, and therefore many of the inserts might be missed</w:t>
+      </w:r>
+      <w:r>
+        <w:t>).</w:t>
       </w:r>
     </w:p>
   </w:comment>
-  <w:comment w:id="5" w:author="Kyle Ewart" w:date="2025-01-07T14:56:00Z" w:initials="KE">
+  <w:comment w:id="13" w:author="Kyle Ewart" w:date="2024-12-02T10:22:00Z" w:initials="KE">
     <w:p>
       <w:pPr>
         <w:pStyle w:val="CommentText"/>
@@ -4657,11 +4827,11 @@
         <w:annotationRef/>
       </w:r>
       <w:r>
-        <w:t>I’ve elaborated these possible alternate thresholds in the supp material.</w:t>
+        <w:t>Could possibly save this for a follow up study.</w:t>
       </w:r>
     </w:p>
   </w:comment>
-  <w:comment w:id="6" w:author="Kyle Ewart" w:date="2024-12-02T22:58:00Z" w:initials="KE">
+  <w:comment w:id="14" w:author="Kyle Ewart" w:date="2024-12-01T20:53:00Z" w:initials="KE">
     <w:p>
       <w:pPr>
         <w:pStyle w:val="CommentText"/>
@@ -4673,11 +4843,11 @@
         <w:annotationRef/>
       </w:r>
       <w:r>
-        <w:t>We could possibly save this for a revision?</w:t>
+        <w:t>This could possibly be saved for a follow-up manuscript.</w:t>
       </w:r>
     </w:p>
   </w:comment>
-  <w:comment w:id="7" w:author="Nathan Lo" w:date="2024-12-10T08:29:00Z" w:initials="NL">
+  <w:comment w:id="15" w:author="Nathan Lo" w:date="2024-12-10T08:28:00Z" w:initials="NL">
     <w:p>
       <w:pPr>
         <w:pStyle w:val="CommentText"/>
@@ -4689,14 +4859,22 @@
         <w:annotationRef/>
       </w:r>
       <w:r>
-        <w:t>Possibly, yes. Or we might just do a few PCRs</w:t>
-      </w:r>
-      <w:r>
-        <w:t xml:space="preserve"> to say we’ve done it. Won’t take long. </w:t>
+        <w:t xml:space="preserve">It could, although I think it will add a lot to the current </w:t>
+      </w:r>
+      <w:proofErr w:type="spellStart"/>
+      <w:r>
+        <w:t>ms</w:t>
+      </w:r>
+      <w:proofErr w:type="spellEnd"/>
+      <w:r>
+        <w:t xml:space="preserve">, and it’s </w:t>
+      </w:r>
+      <w:r>
+        <w:t>pretty much finished so not too hard to add?</w:t>
       </w:r>
     </w:p>
   </w:comment>
-  <w:comment w:id="8" w:author="Kyle Ewart" w:date="2025-01-07T14:57:00Z" w:initials="KE">
+  <w:comment w:id="16" w:author="Kyle Ewart" w:date="2024-12-02T10:23:00Z" w:initials="KE">
     <w:p>
       <w:pPr>
         <w:pStyle w:val="CommentText"/>
@@ -4708,19 +4886,35 @@
         <w:annotationRef/>
       </w:r>
       <w:r>
-        <w:t xml:space="preserve">i.e. </w:t>
+        <w:t>Is this correct?</w:t>
+      </w:r>
+    </w:p>
+  </w:comment>
+  <w:comment w:id="17" w:author="Nathan Lo" w:date="2024-12-10T08:36:00Z" w:initials="NL">
+    <w:p>
+      <w:pPr>
+        <w:pStyle w:val="CommentText"/>
+      </w:pPr>
+      <w:r>
+        <w:rPr>
+          <w:rStyle w:val="CommentReference"/>
+        </w:rPr>
+        <w:annotationRef/>
+      </w:r>
+      <w:r>
+        <w:t xml:space="preserve">To some degree yes, I think. It is not well understood, but is probably 1-2 years, as opposed to months in </w:t>
       </w:r>
       <w:proofErr w:type="spellStart"/>
       <w:r>
-        <w:t>Zhuzhi’s</w:t>
+        <w:t>Periplaneta</w:t>
       </w:r>
       <w:proofErr w:type="spellEnd"/>
       <w:r>
-        <w:t xml:space="preserve"> analyses</w:t>
+        <w:t xml:space="preserve"> and Blattella. Termites have quite long gen times (5-10 years). </w:t>
       </w:r>
     </w:p>
   </w:comment>
-  <w:comment w:id="9" w:author="Kyle Ewart" w:date="2024-12-01T12:40:00Z" w:initials="KE">
+  <w:comment w:id="18" w:author="Microsoft Office User" w:date="2025-05-25T20:19:00Z" w:initials="MOU">
     <w:p>
       <w:pPr>
         <w:pStyle w:val="CommentText"/>
@@ -4732,294 +4926,23 @@
         <w:annotationRef/>
       </w:r>
       <w:r>
-        <w:t>I haven’t put final values here as Maxim is manually removing some contaminants that appeared to have slipped through</w:t>
-      </w:r>
-      <w:r>
-        <w:t>…</w:t>
-      </w:r>
-    </w:p>
-  </w:comment>
-  <w:comment w:id="10" w:author="Kyle Ewart" w:date="2025-01-07T14:58:00Z" w:initials="KE">
-    <w:p>
-      <w:pPr>
-        <w:pStyle w:val="CommentText"/>
-      </w:pPr>
-      <w:r>
-        <w:rPr>
-          <w:rStyle w:val="CommentReference"/>
-        </w:rPr>
-        <w:annotationRef/>
-      </w:r>
-      <w:r>
-        <w:t>To confirm with Leo’s analyses.</w:t>
-      </w:r>
-    </w:p>
-  </w:comment>
-  <w:comment w:id="11" w:author="Microsoft Office User" w:date="2025-03-27T20:15:00Z" w:initials="MOU">
-    <w:p>
-      <w:pPr>
-        <w:pStyle w:val="CommentText"/>
-      </w:pPr>
-      <w:r>
-        <w:rPr>
-          <w:rStyle w:val="CommentReference"/>
-        </w:rPr>
-        <w:annotationRef/>
-      </w:r>
-      <w:r>
-        <w:t>How about just tandem repeats</w:t>
-      </w:r>
-    </w:p>
-  </w:comment>
-  <w:comment w:id="12" w:author="Kyle Ewart" w:date="2024-12-01T20:23:00Z" w:initials="KE">
-    <w:p>
-      <w:pPr>
-        <w:pStyle w:val="CommentText"/>
-      </w:pPr>
-      <w:r>
-        <w:rPr>
-          <w:rStyle w:val="CommentReference"/>
-        </w:rPr>
-        <w:annotationRef/>
-      </w:r>
-      <w:r>
-        <w:t xml:space="preserve">I assume for this we would just want to count the number of inserts that are in </w:t>
-      </w:r>
-      <w:proofErr w:type="spellStart"/>
-      <w:r>
-        <w:t>Panesthia</w:t>
-      </w:r>
-      <w:proofErr w:type="spellEnd"/>
-      <w:r>
-        <w:t xml:space="preserve"> </w:t>
-      </w:r>
-      <w:r>
-        <w:t xml:space="preserve">cribrate and /or </w:t>
-      </w:r>
-      <w:proofErr w:type="spellStart"/>
-      <w:r>
-        <w:t>Panesthia</w:t>
-      </w:r>
-      <w:proofErr w:type="spellEnd"/>
-      <w:r>
-        <w:t xml:space="preserve"> </w:t>
-      </w:r>
-      <w:proofErr w:type="spellStart"/>
-      <w:r>
-        <w:t>lata</w:t>
-      </w:r>
-      <w:proofErr w:type="spellEnd"/>
-      <w:r>
-        <w:t xml:space="preserve"> that are also in at least one of the other </w:t>
-      </w:r>
-      <w:proofErr w:type="spellStart"/>
-      <w:r>
-        <w:t>Panesthiinae</w:t>
-      </w:r>
-      <w:proofErr w:type="spellEnd"/>
-      <w:r>
-        <w:t xml:space="preserve"> species. </w:t>
-      </w:r>
-    </w:p>
-  </w:comment>
-  <w:comment w:id="13" w:author="Nathan Lo" w:date="2024-12-10T08:35:00Z" w:initials="NL">
-    <w:p>
-      <w:pPr>
-        <w:pStyle w:val="CommentText"/>
-      </w:pPr>
-      <w:r>
-        <w:rPr>
-          <w:rStyle w:val="CommentReference"/>
-        </w:rPr>
-        <w:annotationRef/>
-      </w:r>
-      <w:r>
-        <w:t xml:space="preserve">Yes, but we’d have to demonstrate they are in the same area of the genome (i.e. homologous flanking regions). </w:t>
-      </w:r>
-    </w:p>
-  </w:comment>
-  <w:comment w:id="14" w:author="Kyle Ewart" w:date="2024-12-01T20:21:00Z" w:initials="KE">
-    <w:p>
-      <w:pPr>
-        <w:pStyle w:val="CommentText"/>
-      </w:pPr>
-      <w:r>
-        <w:rPr>
-          <w:rStyle w:val="CommentReference"/>
-        </w:rPr>
-        <w:annotationRef/>
-      </w:r>
-      <w:r>
-        <w:t xml:space="preserve">Possibly remove if we are over-reaching with the number of assumptions we are building on. </w:t>
-      </w:r>
-    </w:p>
-    <w:p>
-      <w:pPr>
-        <w:pStyle w:val="CommentText"/>
-      </w:pPr>
-      <w:r>
-        <w:t>T</w:t>
-      </w:r>
-      <w:r>
-        <w:t xml:space="preserve">his rate will be strongly influenced by inserts that are quickly lost. We could possibly say ‘fixed’ inserts, and just consider the ancestral inserts at each of the nodes. I think the genome completeness might be an issue here </w:t>
-      </w:r>
-      <w:r>
-        <w:t>as well</w:t>
-      </w:r>
-      <w:r>
-        <w:t xml:space="preserve"> (some genomes are obviously less complete than others</w:t>
-      </w:r>
-      <w:r>
-        <w:t>, and therefore many of the inserts might be missed</w:t>
-      </w:r>
-      <w:r>
-        <w:t>).</w:t>
-      </w:r>
-    </w:p>
-  </w:comment>
-  <w:comment w:id="15" w:author="Kyle Ewart" w:date="2024-12-02T10:22:00Z" w:initials="KE">
-    <w:p>
-      <w:pPr>
-        <w:pStyle w:val="CommentText"/>
-      </w:pPr>
-      <w:r>
-        <w:rPr>
-          <w:rStyle w:val="CommentReference"/>
-        </w:rPr>
-        <w:annotationRef/>
-      </w:r>
-      <w:r>
-        <w:t>Could possibly save this for a follow up study.</w:t>
-      </w:r>
-    </w:p>
-  </w:comment>
-  <w:comment w:id="16" w:author="Kyle Ewart" w:date="2024-12-01T20:53:00Z" w:initials="KE">
-    <w:p>
-      <w:pPr>
-        <w:pStyle w:val="CommentText"/>
-      </w:pPr>
-      <w:r>
-        <w:rPr>
-          <w:rStyle w:val="CommentReference"/>
-        </w:rPr>
-        <w:annotationRef/>
-      </w:r>
-      <w:r>
-        <w:t>This could possibly be saved for a follow-up manuscript.</w:t>
-      </w:r>
-    </w:p>
-  </w:comment>
-  <w:comment w:id="17" w:author="Nathan Lo" w:date="2024-12-10T08:28:00Z" w:initials="NL">
-    <w:p>
-      <w:pPr>
-        <w:pStyle w:val="CommentText"/>
-      </w:pPr>
-      <w:r>
-        <w:rPr>
-          <w:rStyle w:val="CommentReference"/>
-        </w:rPr>
-        <w:annotationRef/>
-      </w:r>
-      <w:r>
-        <w:t xml:space="preserve">It could, although I think it will add a lot to the current </w:t>
-      </w:r>
-      <w:proofErr w:type="spellStart"/>
-      <w:r>
-        <w:t>ms</w:t>
-      </w:r>
-      <w:proofErr w:type="spellEnd"/>
-      <w:r>
-        <w:t xml:space="preserve">, and it’s </w:t>
-      </w:r>
-      <w:r>
-        <w:t>pretty much finished so not too hard to add?</w:t>
-      </w:r>
-    </w:p>
-  </w:comment>
-  <w:comment w:id="18" w:author="Kyle Ewart" w:date="2024-12-02T10:23:00Z" w:initials="KE">
-    <w:p>
-      <w:pPr>
-        <w:pStyle w:val="CommentText"/>
-      </w:pPr>
-      <w:r>
-        <w:rPr>
-          <w:rStyle w:val="CommentReference"/>
-        </w:rPr>
-        <w:annotationRef/>
-      </w:r>
-      <w:r>
-        <w:t>Is this correct?</w:t>
-      </w:r>
-    </w:p>
-  </w:comment>
-  <w:comment w:id="19" w:author="Nathan Lo" w:date="2024-12-10T08:36:00Z" w:initials="NL">
-    <w:p>
-      <w:pPr>
-        <w:pStyle w:val="CommentText"/>
-      </w:pPr>
-      <w:r>
-        <w:rPr>
-          <w:rStyle w:val="CommentReference"/>
-        </w:rPr>
-        <w:annotationRef/>
-      </w:r>
-      <w:r>
-        <w:t xml:space="preserve">To some degree yes, I think. It is not well understood, but is probably 1-2 years, as opposed to months in </w:t>
-      </w:r>
-      <w:proofErr w:type="spellStart"/>
-      <w:r>
-        <w:t>Periplaneta</w:t>
-      </w:r>
-      <w:proofErr w:type="spellEnd"/>
-      <w:r>
-        <w:t xml:space="preserve"> and </w:t>
-      </w:r>
-      <w:proofErr w:type="spellStart"/>
-      <w:r>
-        <w:t>Blattella</w:t>
-      </w:r>
-      <w:proofErr w:type="spellEnd"/>
-      <w:r>
-        <w:t xml:space="preserve">. Termites have quite long gen times (5-10 years). </w:t>
-      </w:r>
-    </w:p>
-  </w:comment>
-  <w:comment w:id="20" w:author="Microsoft Office User" w:date="2025-05-25T20:19:00Z" w:initials="MOU">
-    <w:p>
-      <w:pPr>
-        <w:pStyle w:val="CommentText"/>
-      </w:pPr>
-      <w:r>
-        <w:rPr>
-          <w:rStyle w:val="CommentReference"/>
-        </w:rPr>
-        <w:annotationRef/>
-      </w:r>
-      <w:r>
-        <w:t xml:space="preserve">Need to add a caveat about only analysing one individual/genome per species in most cases, and when we analyse &gt;1 the number of inserts can change </w:t>
-      </w:r>
-      <w:r>
-        <w:t>considerabally.</w:t>
-      </w:r>
-      <w:bookmarkStart w:id="21" w:name="_GoBack"/>
-      <w:bookmarkEnd w:id="21"/>
+        <w:t>Need to add a caveat about only analysing one individual/genome per species in most cases, and when we analyse &gt;1 the number of inserts can change considerabally.</w:t>
+      </w:r>
     </w:p>
   </w:comment>
 </w:comments>
 </file>
 
 <file path=word/commentsExtended.xml><?xml version="1.0" encoding="utf-8"?>
-<w15:commentsEx xmlns:wpc="http://schemas.microsoft.com/office/word/2010/wordprocessingCanvas" xmlns:cx="http://schemas.microsoft.com/office/drawing/2014/chartex" xmlns:cx1="http://schemas.microsoft.com/office/drawing/2015/9/8/chartex" xmlns:cx2="http://schemas.microsoft.com/office/drawing/2015/10/21/chartex" xmlns:cx3="http://schemas.microsoft.com/office/drawing/2016/5/9/chartex" xmlns:cx4="http://schemas.microsoft.com/office/drawing/2016/5/10/chartex" xmlns:cx5="http://schemas.microsoft.com/office/drawing/2016/5/11/chartex" xmlns:cx6="http://schemas.microsoft.com/office/drawing/2016/5/12/chartex" xmlns:cx7="http://schemas.microsoft.com/office/drawing/2016/5/13/chartex" xmlns:cx8="http://schemas.microsoft.com/office/drawing/2016/5/14/chartex" xmlns:mc="http://schemas.openxmlformats.org/markup-compatibility/2006" xmlns:aink="http://schemas.microsoft.com/office/drawing/2016/ink" xmlns:am3d="http://schemas.microsoft.com/office/drawing/2017/model3d" xmlns:o="urn:schemas-microsoft-com:office:office" xmlns:r="http://schemas.openxmlformats.org/officeDocument/2006/relationships" xmlns:m="http://schemas.openxmlformats.org/officeDocument/2006/math" xmlns:v="urn:schemas-microsoft-com:vml" xmlns:wp14="http://schemas.microsoft.com/office/word/2010/wordprocessingDrawing" xmlns:wp="http://schemas.openxmlformats.org/drawingml/2006/wordprocessingDrawing" xmlns:w10="urn:schemas-microsoft-com:office:word" xmlns:w="http://schemas.openxmlformats.org/wordprocessingml/2006/main" xmlns:w14="http://schemas.microsoft.com/office/word/2010/wordml" xmlns:w15="http://schemas.microsoft.com/office/word/2012/wordml" xmlns:w16cid="http://schemas.microsoft.com/office/word/2016/wordml/cid" xmlns:w16se="http://schemas.microsoft.com/office/word/2015/wordml/symex" xmlns:wpg="http://schemas.microsoft.com/office/word/2010/wordprocessingGroup" xmlns:wpi="http://schemas.microsoft.com/office/word/2010/wordprocessingInk" xmlns:wne="http://schemas.microsoft.com/office/word/2006/wordml" xmlns:wps="http://schemas.microsoft.com/office/word/2010/wordprocessingShape" mc:Ignorable="w14 w15 w16se w16cid wp14">
+<w15:commentsEx xmlns:wpc="http://schemas.microsoft.com/office/word/2010/wordprocessingCanvas" xmlns:cx="http://schemas.microsoft.com/office/drawing/2014/chartex" xmlns:cx1="http://schemas.microsoft.com/office/drawing/2015/9/8/chartex" xmlns:cx2="http://schemas.microsoft.com/office/drawing/2015/10/21/chartex" xmlns:cx3="http://schemas.microsoft.com/office/drawing/2016/5/9/chartex" xmlns:cx4="http://schemas.microsoft.com/office/drawing/2016/5/10/chartex" xmlns:cx5="http://schemas.microsoft.com/office/drawing/2016/5/11/chartex" xmlns:cx6="http://schemas.microsoft.com/office/drawing/2016/5/12/chartex" xmlns:cx7="http://schemas.microsoft.com/office/drawing/2016/5/13/chartex" xmlns:cx8="http://schemas.microsoft.com/office/drawing/2016/5/14/chartex" xmlns:mc="http://schemas.openxmlformats.org/markup-compatibility/2006" xmlns:aink="http://schemas.microsoft.com/office/drawing/2016/ink" xmlns:am3d="http://schemas.microsoft.com/office/drawing/2017/model3d" xmlns:o="urn:schemas-microsoft-com:office:office" xmlns:oel="http://schemas.microsoft.com/office/2019/extlst" xmlns:r="http://schemas.openxmlformats.org/officeDocument/2006/relationships" xmlns:m="http://schemas.openxmlformats.org/officeDocument/2006/math" xmlns:v="urn:schemas-microsoft-com:vml" xmlns:wp14="http://schemas.microsoft.com/office/word/2010/wordprocessingDrawing" xmlns:wp="http://schemas.openxmlformats.org/drawingml/2006/wordprocessingDrawing" xmlns:w10="urn:schemas-microsoft-com:office:word" xmlns:w="http://schemas.openxmlformats.org/wordprocessingml/2006/main" xmlns:w14="http://schemas.microsoft.com/office/word/2010/wordml" xmlns:w15="http://schemas.microsoft.com/office/word/2012/wordml" xmlns:w16cex="http://schemas.microsoft.com/office/word/2018/wordml/cex" xmlns:w16cid="http://schemas.microsoft.com/office/word/2016/wordml/cid" xmlns:w16="http://schemas.microsoft.com/office/word/2018/wordml" xmlns:w16du="http://schemas.microsoft.com/office/word/2023/wordml/word16du" xmlns:w16sdtdh="http://schemas.microsoft.com/office/word/2020/wordml/sdtdatahash" xmlns:w16sdtfl="http://schemas.microsoft.com/office/word/2024/wordml/sdtformatlock" xmlns:w16se="http://schemas.microsoft.com/office/word/2015/wordml/symex" xmlns:wpg="http://schemas.microsoft.com/office/word/2010/wordprocessingGroup" xmlns:wpi="http://schemas.microsoft.com/office/word/2010/wordprocessingInk" xmlns:wne="http://schemas.microsoft.com/office/word/2006/wordml" xmlns:wps="http://schemas.microsoft.com/office/word/2010/wordprocessingShape" mc:Ignorable="w14 w15 w16se w16cid w16 w16cex w16sdtdh w16sdtfl w16du wp14">
   <w15:commentEx w15:paraId="1E9B8FF2" w15:done="0"/>
+  <w15:commentEx w15:paraId="7ACDC687" w15:done="0"/>
   <w15:commentEx w15:paraId="32C8AA83" w15:done="0"/>
-  <w15:commentEx w15:paraId="4E43D63D" w15:done="0"/>
-  <w15:commentEx w15:paraId="5D71CE83" w15:paraIdParent="4E43D63D" w15:done="0"/>
   <w15:commentEx w15:paraId="307399FD" w15:done="0"/>
   <w15:commentEx w15:paraId="6F04FCAD" w15:done="0"/>
   <w15:commentEx w15:paraId="6D1F9AA4" w15:done="0"/>
   <w15:commentEx w15:paraId="775D4FEA" w15:paraIdParent="6D1F9AA4" w15:done="0"/>
   <w15:commentEx w15:paraId="50EDB2F3" w15:done="0"/>
-  <w15:commentEx w15:paraId="72DE7AE0" w15:done="0"/>
   <w15:commentEx w15:paraId="7FCD40CA" w15:done="0"/>
   <w15:commentEx w15:paraId="5A5B0339" w15:done="0"/>
   <w15:commentEx w15:paraId="1BF71A50" w15:done="0"/>
@@ -5035,8 +4958,8 @@
 </file>
 
 <file path=word/commentsExtensible.xml><?xml version="1.0" encoding="utf-8"?>
-<w16cex:commentsExtensible xmlns:wpc="http://schemas.microsoft.com/office/word/2010/wordprocessingCanvas" xmlns:cx="http://schemas.microsoft.com/office/drawing/2014/chartex" xmlns:cx1="http://schemas.microsoft.com/office/drawing/2015/9/8/chartex" xmlns:cx2="http://schemas.microsoft.com/office/drawing/2015/10/21/chartex" xmlns:cx3="http://schemas.microsoft.com/office/drawing/2016/5/9/chartex" xmlns:cx4="http://schemas.microsoft.com/office/drawing/2016/5/10/chartex" xmlns:cx5="http://schemas.microsoft.com/office/drawing/2016/5/11/chartex" xmlns:cx6="http://schemas.microsoft.com/office/drawing/2016/5/12/chartex" xmlns:cx7="http://schemas.microsoft.com/office/drawing/2016/5/13/chartex" xmlns:cx8="http://schemas.microsoft.com/office/drawing/2016/5/14/chartex" xmlns:cr="http://schemas.microsoft.com/office/comments/2020/reactions" xmlns:mc="http://schemas.openxmlformats.org/markup-compatibility/2006" xmlns:aink="http://schemas.microsoft.com/office/drawing/2016/ink" xmlns:am3d="http://schemas.microsoft.com/office/drawing/2017/model3d" xmlns:o="urn:schemas-microsoft-com:office:office" xmlns:oel="http://schemas.microsoft.com/office/2019/extlst" xmlns:r="http://schemas.openxmlformats.org/officeDocument/2006/relationships" xmlns:m="http://schemas.openxmlformats.org/officeDocument/2006/math" xmlns:v="urn:schemas-microsoft-com:vml" xmlns:wp14="http://schemas.microsoft.com/office/word/2010/wordprocessingDrawing" xmlns:wp="http://schemas.openxmlformats.org/drawingml/2006/wordprocessingDrawing" xmlns:w10="urn:schemas-microsoft-com:office:word" xmlns:w="http://schemas.openxmlformats.org/wordprocessingml/2006/main" xmlns:w14="http://schemas.microsoft.com/office/word/2010/wordml" xmlns:w15="http://schemas.microsoft.com/office/word/2012/wordml" xmlns:w16cex="http://schemas.microsoft.com/office/word/2018/wordml/cex" xmlns:w16cid="http://schemas.microsoft.com/office/word/2016/wordml/cid" xmlns:w16="http://schemas.microsoft.com/office/word/2018/wordml" xmlns:w16du="http://schemas.microsoft.com/office/word/2023/wordml/word16du" xmlns:w16sdtdh="http://schemas.microsoft.com/office/word/2020/wordml/sdtdatahash" xmlns:w16se="http://schemas.microsoft.com/office/word/2015/wordml/symex" xmlns:wpg="http://schemas.microsoft.com/office/word/2010/wordprocessingGroup" xmlns:wpi="http://schemas.microsoft.com/office/word/2010/wordprocessingInk" xmlns:wne="http://schemas.microsoft.com/office/word/2006/wordml" xmlns:wps="http://schemas.microsoft.com/office/word/2010/wordprocessingShape" mc:Ignorable="w14 w15 w16se w16cid w16 w16cex w16sdtdh cr w16du wp14">
-  <w16cex:commentExtensible w16cex:durableId="2B026647" w16cex:dateUtc="2024-12-09T20:03:00Z"/>
+<w16cex:commentsExtensible xmlns:wpc="http://schemas.microsoft.com/office/word/2010/wordprocessingCanvas" xmlns:cx="http://schemas.microsoft.com/office/drawing/2014/chartex" xmlns:cx1="http://schemas.microsoft.com/office/drawing/2015/9/8/chartex" xmlns:cx2="http://schemas.microsoft.com/office/drawing/2015/10/21/chartex" xmlns:cx3="http://schemas.microsoft.com/office/drawing/2016/5/9/chartex" xmlns:cx4="http://schemas.microsoft.com/office/drawing/2016/5/10/chartex" xmlns:cx5="http://schemas.microsoft.com/office/drawing/2016/5/11/chartex" xmlns:cx6="http://schemas.microsoft.com/office/drawing/2016/5/12/chartex" xmlns:cx7="http://schemas.microsoft.com/office/drawing/2016/5/13/chartex" xmlns:cx8="http://schemas.microsoft.com/office/drawing/2016/5/14/chartex" xmlns:cr="http://schemas.microsoft.com/office/comments/2020/reactions" xmlns:mc="http://schemas.openxmlformats.org/markup-compatibility/2006" xmlns:aink="http://schemas.microsoft.com/office/drawing/2016/ink" xmlns:am3d="http://schemas.microsoft.com/office/drawing/2017/model3d" xmlns:o="urn:schemas-microsoft-com:office:office" xmlns:oel="http://schemas.microsoft.com/office/2019/extlst" xmlns:r="http://schemas.openxmlformats.org/officeDocument/2006/relationships" xmlns:m="http://schemas.openxmlformats.org/officeDocument/2006/math" xmlns:v="urn:schemas-microsoft-com:vml" xmlns:wp14="http://schemas.microsoft.com/office/word/2010/wordprocessingDrawing" xmlns:wp="http://schemas.openxmlformats.org/drawingml/2006/wordprocessingDrawing" xmlns:w10="urn:schemas-microsoft-com:office:word" xmlns:w="http://schemas.openxmlformats.org/wordprocessingml/2006/main" xmlns:w14="http://schemas.microsoft.com/office/word/2010/wordml" xmlns:w15="http://schemas.microsoft.com/office/word/2012/wordml" xmlns:w16cex="http://schemas.microsoft.com/office/word/2018/wordml/cex" xmlns:w16cid="http://schemas.microsoft.com/office/word/2016/wordml/cid" xmlns:w16="http://schemas.microsoft.com/office/word/2018/wordml" xmlns:w16du="http://schemas.microsoft.com/office/word/2023/wordml/word16du" xmlns:w16sdtdh="http://schemas.microsoft.com/office/word/2020/wordml/sdtdatahash" xmlns:w16sdtfl="http://schemas.microsoft.com/office/word/2024/wordml/sdtformatlock" xmlns:w16se="http://schemas.microsoft.com/office/word/2015/wordml/symex" xmlns:wpg="http://schemas.microsoft.com/office/word/2010/wordprocessingGroup" xmlns:wpi="http://schemas.microsoft.com/office/word/2010/wordprocessingInk" xmlns:wne="http://schemas.microsoft.com/office/word/2006/wordml" xmlns:wps="http://schemas.microsoft.com/office/word/2010/wordprocessingShape" mc:Ignorable="w14 w15 w16se w16cid w16 w16cex w16sdtdh w16sdtfl cr w16du wp14">
+  <w16cex:commentExtensible w16cex:durableId="20BC769C" w16cex:dateUtc="2025-06-09T11:24:00Z"/>
   <w16cex:commentExtensible w16cex:durableId="754E316D" w16cex:dateUtc="2025-01-07T14:56:00Z"/>
   <w16cex:commentExtensible w16cex:durableId="2B027A70" w16cex:dateUtc="2024-12-09T21:29:00Z"/>
   <w16cex:commentExtensible w16cex:durableId="40746669" w16cex:dateUtc="2025-01-07T14:57:00Z"/>
@@ -5048,17 +4971,15 @@
 </file>
 
 <file path=word/commentsIds.xml><?xml version="1.0" encoding="utf-8"?>
-<w16cid:commentsIds xmlns:wpc="http://schemas.microsoft.com/office/word/2010/wordprocessingCanvas" xmlns:cx="http://schemas.microsoft.com/office/drawing/2014/chartex" xmlns:cx1="http://schemas.microsoft.com/office/drawing/2015/9/8/chartex" xmlns:cx2="http://schemas.microsoft.com/office/drawing/2015/10/21/chartex" xmlns:cx3="http://schemas.microsoft.com/office/drawing/2016/5/9/chartex" xmlns:cx4="http://schemas.microsoft.com/office/drawing/2016/5/10/chartex" xmlns:cx5="http://schemas.microsoft.com/office/drawing/2016/5/11/chartex" xmlns:cx6="http://schemas.microsoft.com/office/drawing/2016/5/12/chartex" xmlns:cx7="http://schemas.microsoft.com/office/drawing/2016/5/13/chartex" xmlns:cx8="http://schemas.microsoft.com/office/drawing/2016/5/14/chartex" xmlns:mc="http://schemas.openxmlformats.org/markup-compatibility/2006" xmlns:aink="http://schemas.microsoft.com/office/drawing/2016/ink" xmlns:am3d="http://schemas.microsoft.com/office/drawing/2017/model3d" xmlns:o="urn:schemas-microsoft-com:office:office" xmlns:r="http://schemas.openxmlformats.org/officeDocument/2006/relationships" xmlns:m="http://schemas.openxmlformats.org/officeDocument/2006/math" xmlns:v="urn:schemas-microsoft-com:vml" xmlns:wp14="http://schemas.microsoft.com/office/word/2010/wordprocessingDrawing" xmlns:wp="http://schemas.openxmlformats.org/drawingml/2006/wordprocessingDrawing" xmlns:w10="urn:schemas-microsoft-com:office:word" xmlns:w="http://schemas.openxmlformats.org/wordprocessingml/2006/main" xmlns:w14="http://schemas.microsoft.com/office/word/2010/wordml" xmlns:w15="http://schemas.microsoft.com/office/word/2012/wordml" xmlns:w16cid="http://schemas.microsoft.com/office/word/2016/wordml/cid" xmlns:w16se="http://schemas.microsoft.com/office/word/2015/wordml/symex" xmlns:wpg="http://schemas.microsoft.com/office/word/2010/wordprocessingGroup" xmlns:wpi="http://schemas.microsoft.com/office/word/2010/wordprocessingInk" xmlns:wne="http://schemas.microsoft.com/office/word/2006/wordml" xmlns:wps="http://schemas.microsoft.com/office/word/2010/wordprocessingShape" mc:Ignorable="w14 w15 w16se w16cid wp14">
+<w16cid:commentsIds xmlns:wpc="http://schemas.microsoft.com/office/word/2010/wordprocessingCanvas" xmlns:cx="http://schemas.microsoft.com/office/drawing/2014/chartex" xmlns:cx1="http://schemas.microsoft.com/office/drawing/2015/9/8/chartex" xmlns:cx2="http://schemas.microsoft.com/office/drawing/2015/10/21/chartex" xmlns:cx3="http://schemas.microsoft.com/office/drawing/2016/5/9/chartex" xmlns:cx4="http://schemas.microsoft.com/office/drawing/2016/5/10/chartex" xmlns:cx5="http://schemas.microsoft.com/office/drawing/2016/5/11/chartex" xmlns:cx6="http://schemas.microsoft.com/office/drawing/2016/5/12/chartex" xmlns:cx7="http://schemas.microsoft.com/office/drawing/2016/5/13/chartex" xmlns:cx8="http://schemas.microsoft.com/office/drawing/2016/5/14/chartex" xmlns:mc="http://schemas.openxmlformats.org/markup-compatibility/2006" xmlns:aink="http://schemas.microsoft.com/office/drawing/2016/ink" xmlns:am3d="http://schemas.microsoft.com/office/drawing/2017/model3d" xmlns:o="urn:schemas-microsoft-com:office:office" xmlns:oel="http://schemas.microsoft.com/office/2019/extlst" xmlns:r="http://schemas.openxmlformats.org/officeDocument/2006/relationships" xmlns:m="http://schemas.openxmlformats.org/officeDocument/2006/math" xmlns:v="urn:schemas-microsoft-com:vml" xmlns:wp14="http://schemas.microsoft.com/office/word/2010/wordprocessingDrawing" xmlns:wp="http://schemas.openxmlformats.org/drawingml/2006/wordprocessingDrawing" xmlns:w10="urn:schemas-microsoft-com:office:word" xmlns:w="http://schemas.openxmlformats.org/wordprocessingml/2006/main" xmlns:w14="http://schemas.microsoft.com/office/word/2010/wordml" xmlns:w15="http://schemas.microsoft.com/office/word/2012/wordml" xmlns:w16cex="http://schemas.microsoft.com/office/word/2018/wordml/cex" xmlns:w16cid="http://schemas.microsoft.com/office/word/2016/wordml/cid" xmlns:w16="http://schemas.microsoft.com/office/word/2018/wordml" xmlns:w16du="http://schemas.microsoft.com/office/word/2023/wordml/word16du" xmlns:w16sdtdh="http://schemas.microsoft.com/office/word/2020/wordml/sdtdatahash" xmlns:w16sdtfl="http://schemas.microsoft.com/office/word/2024/wordml/sdtformatlock" xmlns:w16se="http://schemas.microsoft.com/office/word/2015/wordml/symex" xmlns:wpg="http://schemas.microsoft.com/office/word/2010/wordprocessingGroup" xmlns:wpi="http://schemas.microsoft.com/office/word/2010/wordprocessingInk" xmlns:wne="http://schemas.microsoft.com/office/word/2006/wordml" xmlns:wps="http://schemas.microsoft.com/office/word/2010/wordprocessingShape" mc:Ignorable="w14 w15 w16se w16cid w16 w16cex w16sdtdh w16sdtfl w16du wp14">
   <w16cid:commentId w16cid:paraId="1E9B8FF2" w16cid:durableId="2AF1BCC7"/>
+  <w16cid:commentId w16cid:paraId="7ACDC687" w16cid:durableId="20BC769C"/>
   <w16cid:commentId w16cid:paraId="32C8AA83" w16cid:durableId="2AF7453C"/>
-  <w16cid:commentId w16cid:paraId="4E43D63D" w16cid:durableId="2AF6DFFF"/>
-  <w16cid:commentId w16cid:paraId="5D71CE83" w16cid:durableId="2B026647"/>
   <w16cid:commentId w16cid:paraId="307399FD" w16cid:durableId="2B026D9C"/>
   <w16cid:commentId w16cid:paraId="6F04FCAD" w16cid:durableId="754E316D"/>
   <w16cid:commentId w16cid:paraId="6D1F9AA4" w16cid:durableId="2AF8BA05"/>
   <w16cid:commentId w16cid:paraId="775D4FEA" w16cid:durableId="2B027A70"/>
   <w16cid:commentId w16cid:paraId="50EDB2F3" w16cid:durableId="40746669"/>
-  <w16cid:commentId w16cid:paraId="72DE7AE0" w16cid:durableId="2AF6D7A2"/>
   <w16cid:commentId w16cid:paraId="7FCD40CA" w16cid:durableId="5A7F779C"/>
   <w16cid:commentId w16cid:paraId="5A5B0339" w16cid:durableId="2B903046"/>
   <w16cid:commentId w16cid:paraId="1BF71A50" w16cid:durableId="2AF74435"/>
@@ -5074,7 +4995,7 @@
 </file>
 
 <file path=word/numbering.xml><?xml version="1.0" encoding="utf-8"?>
-<w:numbering xmlns:wpc="http://schemas.microsoft.com/office/word/2010/wordprocessingCanvas" xmlns:cx="http://schemas.microsoft.com/office/drawing/2014/chartex" xmlns:cx1="http://schemas.microsoft.com/office/drawing/2015/9/8/chartex" xmlns:cx2="http://schemas.microsoft.com/office/drawing/2015/10/21/chartex" xmlns:cx3="http://schemas.microsoft.com/office/drawing/2016/5/9/chartex" xmlns:cx4="http://schemas.microsoft.com/office/drawing/2016/5/10/chartex" xmlns:cx5="http://schemas.microsoft.com/office/drawing/2016/5/11/chartex" xmlns:cx6="http://schemas.microsoft.com/office/drawing/2016/5/12/chartex" xmlns:cx7="http://schemas.microsoft.com/office/drawing/2016/5/13/chartex" xmlns:cx8="http://schemas.microsoft.com/office/drawing/2016/5/14/chartex" xmlns:mc="http://schemas.openxmlformats.org/markup-compatibility/2006" xmlns:aink="http://schemas.microsoft.com/office/drawing/2016/ink" xmlns:am3d="http://schemas.microsoft.com/office/drawing/2017/model3d" xmlns:o="urn:schemas-microsoft-com:office:office" xmlns:r="http://schemas.openxmlformats.org/officeDocument/2006/relationships" xmlns:m="http://schemas.openxmlformats.org/officeDocument/2006/math" xmlns:v="urn:schemas-microsoft-com:vml" xmlns:wp14="http://schemas.microsoft.com/office/word/2010/wordprocessingDrawing" xmlns:wp="http://schemas.openxmlformats.org/drawingml/2006/wordprocessingDrawing" xmlns:w10="urn:schemas-microsoft-com:office:word" xmlns:w="http://schemas.openxmlformats.org/wordprocessingml/2006/main" xmlns:w14="http://schemas.microsoft.com/office/word/2010/wordml" xmlns:w15="http://schemas.microsoft.com/office/word/2012/wordml" xmlns:w16cid="http://schemas.microsoft.com/office/word/2016/wordml/cid" xmlns:w16se="http://schemas.microsoft.com/office/word/2015/wordml/symex" xmlns:wpg="http://schemas.microsoft.com/office/word/2010/wordprocessingGroup" xmlns:wpi="http://schemas.microsoft.com/office/word/2010/wordprocessingInk" xmlns:wne="http://schemas.microsoft.com/office/word/2006/wordml" xmlns:wps="http://schemas.microsoft.com/office/word/2010/wordprocessingShape" mc:Ignorable="w14 w15 w16se w16cid wp14">
+<w:numbering xmlns:wpc="http://schemas.microsoft.com/office/word/2010/wordprocessingCanvas" xmlns:cx="http://schemas.microsoft.com/office/drawing/2014/chartex" xmlns:cx1="http://schemas.microsoft.com/office/drawing/2015/9/8/chartex" xmlns:cx2="http://schemas.microsoft.com/office/drawing/2015/10/21/chartex" xmlns:cx3="http://schemas.microsoft.com/office/drawing/2016/5/9/chartex" xmlns:cx4="http://schemas.microsoft.com/office/drawing/2016/5/10/chartex" xmlns:cx5="http://schemas.microsoft.com/office/drawing/2016/5/11/chartex" xmlns:cx6="http://schemas.microsoft.com/office/drawing/2016/5/12/chartex" xmlns:cx7="http://schemas.microsoft.com/office/drawing/2016/5/13/chartex" xmlns:cx8="http://schemas.microsoft.com/office/drawing/2016/5/14/chartex" xmlns:mc="http://schemas.openxmlformats.org/markup-compatibility/2006" xmlns:aink="http://schemas.microsoft.com/office/drawing/2016/ink" xmlns:am3d="http://schemas.microsoft.com/office/drawing/2017/model3d" xmlns:o="urn:schemas-microsoft-com:office:office" xmlns:oel="http://schemas.microsoft.com/office/2019/extlst" xmlns:r="http://schemas.openxmlformats.org/officeDocument/2006/relationships" xmlns:m="http://schemas.openxmlformats.org/officeDocument/2006/math" xmlns:v="urn:schemas-microsoft-com:vml" xmlns:wp14="http://schemas.microsoft.com/office/word/2010/wordprocessingDrawing" xmlns:wp="http://schemas.openxmlformats.org/drawingml/2006/wordprocessingDrawing" xmlns:w10="urn:schemas-microsoft-com:office:word" xmlns:w="http://schemas.openxmlformats.org/wordprocessingml/2006/main" xmlns:w14="http://schemas.microsoft.com/office/word/2010/wordml" xmlns:w15="http://schemas.microsoft.com/office/word/2012/wordml" xmlns:w16cex="http://schemas.microsoft.com/office/word/2018/wordml/cex" xmlns:w16cid="http://schemas.microsoft.com/office/word/2016/wordml/cid" xmlns:w16="http://schemas.microsoft.com/office/word/2018/wordml" xmlns:w16du="http://schemas.microsoft.com/office/word/2023/wordml/word16du" xmlns:w16sdtdh="http://schemas.microsoft.com/office/word/2020/wordml/sdtdatahash" xmlns:w16sdtfl="http://schemas.microsoft.com/office/word/2024/wordml/sdtformatlock" xmlns:w16se="http://schemas.microsoft.com/office/word/2015/wordml/symex" xmlns:wpg="http://schemas.microsoft.com/office/word/2010/wordprocessingGroup" xmlns:wpi="http://schemas.microsoft.com/office/word/2010/wordprocessingInk" xmlns:wne="http://schemas.microsoft.com/office/word/2006/wordml" xmlns:wps="http://schemas.microsoft.com/office/word/2010/wordprocessingShape" mc:Ignorable="w14 w15 w16se w16cid w16 w16cex w16sdtdh w16sdtfl w16du wp14">
   <w:abstractNum w:abstractNumId="0" w15:restartNumberingAfterBreak="0">
     <w:nsid w:val="029E103F"/>
     <w:multiLevelType w:val="hybridMultilevel"/>
@@ -7059,65 +6980,65 @@
       </w:rPr>
     </w:lvl>
   </w:abstractNum>
-  <w:num w:numId="1">
+  <w:num w:numId="1" w16cid:durableId="1474252799">
     <w:abstractNumId w:val="16"/>
   </w:num>
-  <w:num w:numId="2">
+  <w:num w:numId="2" w16cid:durableId="1084765698">
     <w:abstractNumId w:val="3"/>
   </w:num>
-  <w:num w:numId="3">
+  <w:num w:numId="3" w16cid:durableId="201677501">
     <w:abstractNumId w:val="2"/>
   </w:num>
-  <w:num w:numId="4">
+  <w:num w:numId="4" w16cid:durableId="1628582876">
     <w:abstractNumId w:val="17"/>
   </w:num>
-  <w:num w:numId="5">
+  <w:num w:numId="5" w16cid:durableId="457069714">
     <w:abstractNumId w:val="14"/>
   </w:num>
-  <w:num w:numId="6">
+  <w:num w:numId="6" w16cid:durableId="1632590014">
     <w:abstractNumId w:val="10"/>
   </w:num>
-  <w:num w:numId="7">
+  <w:num w:numId="7" w16cid:durableId="1264262910">
     <w:abstractNumId w:val="7"/>
   </w:num>
-  <w:num w:numId="8">
+  <w:num w:numId="8" w16cid:durableId="1299646404">
     <w:abstractNumId w:val="6"/>
   </w:num>
-  <w:num w:numId="9">
+  <w:num w:numId="9" w16cid:durableId="919020985">
     <w:abstractNumId w:val="8"/>
   </w:num>
-  <w:num w:numId="10">
+  <w:num w:numId="10" w16cid:durableId="776562731">
     <w:abstractNumId w:val="15"/>
   </w:num>
-  <w:num w:numId="11">
+  <w:num w:numId="11" w16cid:durableId="345062239">
     <w:abstractNumId w:val="9"/>
   </w:num>
-  <w:num w:numId="12">
+  <w:num w:numId="12" w16cid:durableId="423690296">
     <w:abstractNumId w:val="4"/>
   </w:num>
-  <w:num w:numId="13">
+  <w:num w:numId="13" w16cid:durableId="1882131510">
     <w:abstractNumId w:val="11"/>
   </w:num>
-  <w:num w:numId="14">
+  <w:num w:numId="14" w16cid:durableId="1340542666">
     <w:abstractNumId w:val="13"/>
   </w:num>
-  <w:num w:numId="15">
+  <w:num w:numId="15" w16cid:durableId="1433745088">
     <w:abstractNumId w:val="1"/>
   </w:num>
-  <w:num w:numId="16">
+  <w:num w:numId="16" w16cid:durableId="2002195093">
     <w:abstractNumId w:val="12"/>
   </w:num>
-  <w:num w:numId="17">
+  <w:num w:numId="17" w16cid:durableId="1744569443">
     <w:abstractNumId w:val="0"/>
   </w:num>
-  <w:num w:numId="18">
+  <w:num w:numId="18" w16cid:durableId="3559772">
     <w:abstractNumId w:val="5"/>
   </w:num>
 </w:numbering>
 </file>
 
 <file path=word/people.xml><?xml version="1.0" encoding="utf-8"?>
-<w15:people xmlns:wpc="http://schemas.microsoft.com/office/word/2010/wordprocessingCanvas" xmlns:cx="http://schemas.microsoft.com/office/drawing/2014/chartex" xmlns:cx1="http://schemas.microsoft.com/office/drawing/2015/9/8/chartex" xmlns:cx2="http://schemas.microsoft.com/office/drawing/2015/10/21/chartex" xmlns:cx3="http://schemas.microsoft.com/office/drawing/2016/5/9/chartex" xmlns:cx4="http://schemas.microsoft.com/office/drawing/2016/5/10/chartex" xmlns:cx5="http://schemas.microsoft.com/office/drawing/2016/5/11/chartex" xmlns:cx6="http://schemas.microsoft.com/office/drawing/2016/5/12/chartex" xmlns:cx7="http://schemas.microsoft.com/office/drawing/2016/5/13/chartex" xmlns:cx8="http://schemas.microsoft.com/office/drawing/2016/5/14/chartex" xmlns:mc="http://schemas.openxmlformats.org/markup-compatibility/2006" xmlns:aink="http://schemas.microsoft.com/office/drawing/2016/ink" xmlns:am3d="http://schemas.microsoft.com/office/drawing/2017/model3d" xmlns:o="urn:schemas-microsoft-com:office:office" xmlns:r="http://schemas.openxmlformats.org/officeDocument/2006/relationships" xmlns:m="http://schemas.openxmlformats.org/officeDocument/2006/math" xmlns:v="urn:schemas-microsoft-com:vml" xmlns:wp14="http://schemas.microsoft.com/office/word/2010/wordprocessingDrawing" xmlns:wp="http://schemas.openxmlformats.org/drawingml/2006/wordprocessingDrawing" xmlns:w10="urn:schemas-microsoft-com:office:word" xmlns:w="http://schemas.openxmlformats.org/wordprocessingml/2006/main" xmlns:w14="http://schemas.microsoft.com/office/word/2010/wordml" xmlns:w15="http://schemas.microsoft.com/office/word/2012/wordml" xmlns:w16cid="http://schemas.microsoft.com/office/word/2016/wordml/cid" xmlns:w16se="http://schemas.microsoft.com/office/word/2015/wordml/symex" xmlns:wpg="http://schemas.microsoft.com/office/word/2010/wordprocessingGroup" xmlns:wpi="http://schemas.microsoft.com/office/word/2010/wordprocessingInk" xmlns:wne="http://schemas.microsoft.com/office/word/2006/wordml" xmlns:wps="http://schemas.microsoft.com/office/word/2010/wordprocessingShape" mc:Ignorable="w14 w15 w16se w16cid wp14">
+<w15:people xmlns:wpc="http://schemas.microsoft.com/office/word/2010/wordprocessingCanvas" xmlns:cx="http://schemas.microsoft.com/office/drawing/2014/chartex" xmlns:cx1="http://schemas.microsoft.com/office/drawing/2015/9/8/chartex" xmlns:cx2="http://schemas.microsoft.com/office/drawing/2015/10/21/chartex" xmlns:cx3="http://schemas.microsoft.com/office/drawing/2016/5/9/chartex" xmlns:cx4="http://schemas.microsoft.com/office/drawing/2016/5/10/chartex" xmlns:cx5="http://schemas.microsoft.com/office/drawing/2016/5/11/chartex" xmlns:cx6="http://schemas.microsoft.com/office/drawing/2016/5/12/chartex" xmlns:cx7="http://schemas.microsoft.com/office/drawing/2016/5/13/chartex" xmlns:cx8="http://schemas.microsoft.com/office/drawing/2016/5/14/chartex" xmlns:mc="http://schemas.openxmlformats.org/markup-compatibility/2006" xmlns:aink="http://schemas.microsoft.com/office/drawing/2016/ink" xmlns:am3d="http://schemas.microsoft.com/office/drawing/2017/model3d" xmlns:o="urn:schemas-microsoft-com:office:office" xmlns:oel="http://schemas.microsoft.com/office/2019/extlst" xmlns:r="http://schemas.openxmlformats.org/officeDocument/2006/relationships" xmlns:m="http://schemas.openxmlformats.org/officeDocument/2006/math" xmlns:v="urn:schemas-microsoft-com:vml" xmlns:wp14="http://schemas.microsoft.com/office/word/2010/wordprocessingDrawing" xmlns:wp="http://schemas.openxmlformats.org/drawingml/2006/wordprocessingDrawing" xmlns:w10="urn:schemas-microsoft-com:office:word" xmlns:w="http://schemas.openxmlformats.org/wordprocessingml/2006/main" xmlns:w14="http://schemas.microsoft.com/office/word/2010/wordml" xmlns:w15="http://schemas.microsoft.com/office/word/2012/wordml" xmlns:w16cex="http://schemas.microsoft.com/office/word/2018/wordml/cex" xmlns:w16cid="http://schemas.microsoft.com/office/word/2016/wordml/cid" xmlns:w16="http://schemas.microsoft.com/office/word/2018/wordml" xmlns:w16du="http://schemas.microsoft.com/office/word/2023/wordml/word16du" xmlns:w16sdtdh="http://schemas.microsoft.com/office/word/2020/wordml/sdtdatahash" xmlns:w16sdtfl="http://schemas.microsoft.com/office/word/2024/wordml/sdtformatlock" xmlns:w16se="http://schemas.microsoft.com/office/word/2015/wordml/symex" xmlns:wpg="http://schemas.microsoft.com/office/word/2010/wordprocessingGroup" xmlns:wpi="http://schemas.microsoft.com/office/word/2010/wordprocessingInk" xmlns:wne="http://schemas.microsoft.com/office/word/2006/wordml" xmlns:wps="http://schemas.microsoft.com/office/word/2010/wordprocessingShape" mc:Ignorable="w14 w15 w16se w16cid w16 w16cex w16sdtdh w16sdtfl w16du wp14">
   <w15:person w15:author="Kyle Ewart">
     <w15:presenceInfo w15:providerId="None" w15:userId="Kyle Ewart"/>
   </w15:person>
@@ -7131,7 +7052,7 @@
 </file>
 
 <file path=word/styles.xml><?xml version="1.0" encoding="utf-8"?>
-<w:styles xmlns:mc="http://schemas.openxmlformats.org/markup-compatibility/2006" xmlns:r="http://schemas.openxmlformats.org/officeDocument/2006/relationships" xmlns:w="http://schemas.openxmlformats.org/wordprocessingml/2006/main" xmlns:w14="http://schemas.microsoft.com/office/word/2010/wordml" xmlns:w15="http://schemas.microsoft.com/office/word/2012/wordml" xmlns:w16cid="http://schemas.microsoft.com/office/word/2016/wordml/cid" xmlns:w16se="http://schemas.microsoft.com/office/word/2015/wordml/symex" mc:Ignorable="w14 w15 w16se w16cid">
+<w:styles xmlns:mc="http://schemas.openxmlformats.org/markup-compatibility/2006" xmlns:r="http://schemas.openxmlformats.org/officeDocument/2006/relationships" xmlns:w="http://schemas.openxmlformats.org/wordprocessingml/2006/main" xmlns:w14="http://schemas.microsoft.com/office/word/2010/wordml" xmlns:w15="http://schemas.microsoft.com/office/word/2012/wordml" xmlns:w16cex="http://schemas.microsoft.com/office/word/2018/wordml/cex" xmlns:w16cid="http://schemas.microsoft.com/office/word/2016/wordml/cid" xmlns:w16="http://schemas.microsoft.com/office/word/2018/wordml" xmlns:w16du="http://schemas.microsoft.com/office/word/2023/wordml/word16du" xmlns:w16sdtdh="http://schemas.microsoft.com/office/word/2020/wordml/sdtdatahash" xmlns:w16sdtfl="http://schemas.microsoft.com/office/word/2024/wordml/sdtformatlock" xmlns:w16se="http://schemas.microsoft.com/office/word/2015/wordml/symex" mc:Ignorable="w14 w15 w16se w16cid w16 w16cex w16sdtdh w16sdtfl w16du">
   <w:docDefaults>
     <w:rPrDefault>
       <w:rPr>
@@ -7145,7 +7066,7 @@
     </w:rPrDefault>
     <w:pPrDefault/>
   </w:docDefaults>
-  <w:latentStyles w:defLockedState="0" w:defUIPriority="99" w:defSemiHidden="0" w:defUnhideWhenUsed="0" w:defQFormat="0" w:count="375">
+  <w:latentStyles w:defLockedState="0" w:defUIPriority="99" w:defSemiHidden="0" w:defUnhideWhenUsed="0" w:defQFormat="0" w:count="376">
     <w:lsdException w:name="Normal" w:uiPriority="0" w:qFormat="1"/>
     <w:lsdException w:name="heading 1" w:uiPriority="9" w:qFormat="1"/>
     <w:lsdException w:name="heading 2" w:semiHidden="1" w:uiPriority="9" w:unhideWhenUsed="1" w:qFormat="1"/>
@@ -7521,6 +7442,7 @@
     <w:lsdException w:name="Smart Hyperlink" w:semiHidden="1" w:unhideWhenUsed="1"/>
     <w:lsdException w:name="Hashtag" w:semiHidden="1" w:unhideWhenUsed="1"/>
     <w:lsdException w:name="Unresolved Mention" w:semiHidden="1" w:unhideWhenUsed="1"/>
+    <w:lsdException w:name="Smart Link" w:semiHidden="1" w:unhideWhenUsed="1"/>
   </w:latentStyles>
   <w:style w:type="paragraph" w:default="1" w:styleId="Normal">
     <w:name w:val="Normal"/>
